--- a/report/report.docx
+++ b/report/report.docx
@@ -341,15 +341,15 @@
           <w:sz w:val="24"/>
           <w:szCs w:val="24"/>
         </w:rPr>
-        <w:t xml:space="preserve">To answer the first question part a, we can say </w:t>
-      </w:r>
-      <w:r>
-        <w:rPr>
-          <w:rFonts w:ascii="Times New Roman" w:hAnsi="Times New Roman" w:cs="Times New Roman"/>
-          <w:sz w:val="24"/>
-          <w:szCs w:val="24"/>
-        </w:rPr>
-        <w:t>that:</w:t>
+        <w:t xml:space="preserve">To answer the first question part a, we can </w:t>
+      </w:r>
+      <w:r>
+        <w:rPr>
+          <w:rFonts w:ascii="Times New Roman" w:hAnsi="Times New Roman" w:cs="Times New Roman"/>
+          <w:sz w:val="24"/>
+          <w:szCs w:val="24"/>
+        </w:rPr>
+        <w:t>also divide this as:</w:t>
       </w:r>
     </w:p>
     <w:p>
@@ -357,7 +357,7 @@
         <w:pStyle w:val="ListParagraph"/>
         <w:numPr>
           <w:ilvl w:val="0"/>
-          <w:numId w:val="3"/>
+          <w:numId w:val="4"/>
         </w:numPr>
         <w:jc w:val="both"/>
         <w:rPr>
@@ -372,7 +372,99 @@
           <w:sz w:val="24"/>
           <w:szCs w:val="24"/>
         </w:rPr>
-        <w:t>Syntax</w:t>
+        <w:t>Syntax and datatypes</w:t>
+      </w:r>
+    </w:p>
+    <w:p>
+      <w:pPr>
+        <w:pStyle w:val="ListParagraph"/>
+        <w:numPr>
+          <w:ilvl w:val="0"/>
+          <w:numId w:val="4"/>
+        </w:numPr>
+        <w:jc w:val="both"/>
+        <w:rPr>
+          <w:rFonts w:ascii="Times New Roman" w:hAnsi="Times New Roman" w:cs="Times New Roman"/>
+          <w:sz w:val="24"/>
+          <w:szCs w:val="24"/>
+        </w:rPr>
+      </w:pPr>
+      <w:r>
+        <w:rPr>
+          <w:rFonts w:ascii="Times New Roman" w:hAnsi="Times New Roman" w:cs="Times New Roman"/>
+          <w:sz w:val="24"/>
+          <w:szCs w:val="24"/>
+        </w:rPr>
+        <w:t>Values</w:t>
+      </w:r>
+    </w:p>
+    <w:p>
+      <w:pPr>
+        <w:pStyle w:val="ListParagraph"/>
+        <w:numPr>
+          <w:ilvl w:val="0"/>
+          <w:numId w:val="4"/>
+        </w:numPr>
+        <w:jc w:val="both"/>
+        <w:rPr>
+          <w:rFonts w:ascii="Times New Roman" w:hAnsi="Times New Roman" w:cs="Times New Roman"/>
+          <w:sz w:val="24"/>
+          <w:szCs w:val="24"/>
+        </w:rPr>
+      </w:pPr>
+      <w:r>
+        <w:rPr>
+          <w:rFonts w:ascii="Times New Roman" w:hAnsi="Times New Roman" w:cs="Times New Roman"/>
+          <w:sz w:val="24"/>
+          <w:szCs w:val="24"/>
+        </w:rPr>
+        <w:t>Environment</w:t>
+      </w:r>
+    </w:p>
+    <w:p>
+      <w:pPr>
+        <w:pStyle w:val="ListParagraph"/>
+        <w:numPr>
+          <w:ilvl w:val="0"/>
+          <w:numId w:val="4"/>
+        </w:numPr>
+        <w:jc w:val="both"/>
+        <w:rPr>
+          <w:rFonts w:ascii="Times New Roman" w:hAnsi="Times New Roman" w:cs="Times New Roman"/>
+          <w:sz w:val="24"/>
+          <w:szCs w:val="24"/>
+        </w:rPr>
+      </w:pPr>
+      <w:r>
+        <w:rPr>
+          <w:rFonts w:ascii="Times New Roman" w:hAnsi="Times New Roman" w:cs="Times New Roman"/>
+          <w:sz w:val="24"/>
+          <w:szCs w:val="24"/>
+        </w:rPr>
+        <w:t>Behavior specification</w:t>
+      </w:r>
+    </w:p>
+    <w:p>
+      <w:pPr>
+        <w:pStyle w:val="ListParagraph"/>
+        <w:numPr>
+          <w:ilvl w:val="0"/>
+          <w:numId w:val="4"/>
+        </w:numPr>
+        <w:jc w:val="both"/>
+        <w:rPr>
+          <w:rFonts w:ascii="Times New Roman" w:hAnsi="Times New Roman" w:cs="Times New Roman"/>
+          <w:sz w:val="24"/>
+          <w:szCs w:val="24"/>
+        </w:rPr>
+      </w:pPr>
+      <w:r>
+        <w:rPr>
+          <w:rFonts w:ascii="Times New Roman" w:hAnsi="Times New Roman" w:cs="Times New Roman"/>
+          <w:sz w:val="24"/>
+          <w:szCs w:val="24"/>
+        </w:rPr>
+        <w:t>Behavior Implementation</w:t>
       </w:r>
     </w:p>
     <w:p>
@@ -380,7 +472,7 @@
         <w:pStyle w:val="ListParagraph"/>
         <w:numPr>
           <w:ilvl w:val="1"/>
-          <w:numId w:val="3"/>
+          <w:numId w:val="4"/>
         </w:numPr>
         <w:jc w:val="both"/>
         <w:rPr>
@@ -395,7 +487,7 @@
           <w:sz w:val="24"/>
           <w:szCs w:val="24"/>
         </w:rPr>
-        <w:t>Lexical Syntax</w:t>
+        <w:t>Scanning</w:t>
       </w:r>
     </w:p>
     <w:p>
@@ -403,7 +495,7 @@
         <w:pStyle w:val="ListParagraph"/>
         <w:numPr>
           <w:ilvl w:val="1"/>
-          <w:numId w:val="3"/>
+          <w:numId w:val="4"/>
         </w:numPr>
         <w:jc w:val="both"/>
         <w:rPr>
@@ -418,7 +510,7 @@
           <w:sz w:val="24"/>
           <w:szCs w:val="24"/>
         </w:rPr>
-        <w:t>Concrete Syntax</w:t>
+        <w:t>Parsing</w:t>
       </w:r>
     </w:p>
     <w:p>
@@ -426,7 +518,7 @@
         <w:pStyle w:val="ListParagraph"/>
         <w:numPr>
           <w:ilvl w:val="1"/>
-          <w:numId w:val="3"/>
+          <w:numId w:val="4"/>
         </w:numPr>
         <w:jc w:val="both"/>
         <w:rPr>
@@ -441,7 +533,492 @@
           <w:sz w:val="24"/>
           <w:szCs w:val="24"/>
         </w:rPr>
-        <w:t>Abstract Syntax</w:t>
+        <w:t>Evaluation</w:t>
+      </w:r>
+    </w:p>
+    <w:p>
+      <w:pPr>
+        <w:jc w:val="both"/>
+        <w:rPr>
+          <w:rFonts w:ascii="Times New Roman" w:hAnsi="Times New Roman" w:cs="Times New Roman"/>
+          <w:sz w:val="24"/>
+          <w:szCs w:val="24"/>
+        </w:rPr>
+      </w:pPr>
+    </w:p>
+    <w:p>
+      <w:pPr>
+        <w:jc w:val="both"/>
+        <w:rPr>
+          <w:rFonts w:ascii="Times New Roman" w:hAnsi="Times New Roman" w:cs="Times New Roman"/>
+          <w:b/>
+          <w:bCs/>
+          <w:sz w:val="24"/>
+          <w:szCs w:val="24"/>
+        </w:rPr>
+      </w:pPr>
+      <w:r>
+        <w:rPr>
+          <w:rFonts w:ascii="Times New Roman" w:hAnsi="Times New Roman" w:cs="Times New Roman"/>
+          <w:sz w:val="24"/>
+          <w:szCs w:val="24"/>
+        </w:rPr>
+        <w:t xml:space="preserve">The </w:t>
+      </w:r>
+      <w:r>
+        <w:rPr>
+          <w:rFonts w:ascii="Times New Roman" w:hAnsi="Times New Roman" w:cs="Times New Roman"/>
+          <w:color w:val="FF0000"/>
+          <w:sz w:val="24"/>
+          <w:szCs w:val="24"/>
+        </w:rPr>
+        <w:t xml:space="preserve">syntax </w:t>
+      </w:r>
+      <w:r>
+        <w:rPr>
+          <w:rFonts w:ascii="Times New Roman" w:hAnsi="Times New Roman" w:cs="Times New Roman"/>
+          <w:color w:val="FF0000"/>
+          <w:sz w:val="24"/>
+          <w:szCs w:val="24"/>
+        </w:rPr>
+        <w:t xml:space="preserve">and datatypes </w:t>
+      </w:r>
+      <w:r>
+        <w:rPr>
+          <w:rFonts w:ascii="Times New Roman" w:hAnsi="Times New Roman" w:cs="Times New Roman"/>
+          <w:sz w:val="24"/>
+          <w:szCs w:val="24"/>
+        </w:rPr>
+        <w:t xml:space="preserve">are </w:t>
+      </w:r>
+      <w:r>
+        <w:rPr>
+          <w:rFonts w:ascii="Times New Roman" w:hAnsi="Times New Roman" w:cs="Times New Roman"/>
+          <w:sz w:val="24"/>
+          <w:szCs w:val="24"/>
+        </w:rPr>
+        <w:t xml:space="preserve">defined in </w:t>
+      </w:r>
+      <w:proofErr w:type="spellStart"/>
+      <w:r>
+        <w:rPr>
+          <w:rFonts w:ascii="Times New Roman" w:hAnsi="Times New Roman" w:cs="Times New Roman"/>
+          <w:sz w:val="24"/>
+          <w:szCs w:val="24"/>
+        </w:rPr>
+        <w:t>lang.rkt</w:t>
+      </w:r>
+      <w:proofErr w:type="spellEnd"/>
+      <w:r>
+        <w:rPr>
+          <w:rFonts w:ascii="Times New Roman" w:hAnsi="Times New Roman" w:cs="Times New Roman"/>
+          <w:sz w:val="24"/>
+          <w:szCs w:val="24"/>
+        </w:rPr>
+        <w:t xml:space="preserve"> as can be seen in </w:t>
+      </w:r>
+      <w:r>
+        <w:rPr>
+          <w:rFonts w:ascii="Times New Roman" w:hAnsi="Times New Roman" w:cs="Times New Roman"/>
+          <w:b/>
+          <w:bCs/>
+          <w:sz w:val="24"/>
+          <w:szCs w:val="24"/>
+        </w:rPr>
+        <w:t>Figure 1.</w:t>
+      </w:r>
+    </w:p>
+    <w:p>
+      <w:pPr>
+        <w:tabs>
+          <w:tab w:val="right" w:pos="9072"/>
+        </w:tabs>
+        <w:jc w:val="both"/>
+        <w:rPr>
+          <w:rFonts w:ascii="Times New Roman" w:hAnsi="Times New Roman" w:cs="Times New Roman"/>
+          <w:sz w:val="24"/>
+          <w:szCs w:val="24"/>
+        </w:rPr>
+      </w:pPr>
+      <w:r>
+        <w:rPr>
+          <w:rFonts w:ascii="Times New Roman" w:hAnsi="Times New Roman" w:cs="Times New Roman"/>
+          <w:color w:val="FF0000"/>
+          <w:sz w:val="24"/>
+          <w:szCs w:val="24"/>
+        </w:rPr>
+        <w:t xml:space="preserve">Values </w:t>
+      </w:r>
+      <w:r>
+        <w:rPr>
+          <w:rFonts w:ascii="Times New Roman" w:hAnsi="Times New Roman" w:cs="Times New Roman"/>
+          <w:sz w:val="24"/>
+          <w:szCs w:val="24"/>
+        </w:rPr>
+        <w:t>are defined in data-</w:t>
+      </w:r>
+      <w:proofErr w:type="spellStart"/>
+      <w:r>
+        <w:rPr>
+          <w:rFonts w:ascii="Times New Roman" w:hAnsi="Times New Roman" w:cs="Times New Roman"/>
+          <w:sz w:val="24"/>
+          <w:szCs w:val="24"/>
+        </w:rPr>
+        <w:t>structures.rkt</w:t>
+      </w:r>
+      <w:proofErr w:type="spellEnd"/>
+      <w:r>
+        <w:rPr>
+          <w:rFonts w:ascii="Times New Roman" w:hAnsi="Times New Roman" w:cs="Times New Roman"/>
+          <w:sz w:val="24"/>
+          <w:szCs w:val="24"/>
+        </w:rPr>
+        <w:t xml:space="preserve">, as can be seen in </w:t>
+      </w:r>
+      <w:r>
+        <w:rPr>
+          <w:rFonts w:ascii="Times New Roman" w:hAnsi="Times New Roman" w:cs="Times New Roman"/>
+          <w:b/>
+          <w:bCs/>
+          <w:sz w:val="24"/>
+          <w:szCs w:val="24"/>
+        </w:rPr>
+        <w:t xml:space="preserve">Figure </w:t>
+      </w:r>
+      <w:r>
+        <w:rPr>
+          <w:rFonts w:ascii="Times New Roman" w:hAnsi="Times New Roman" w:cs="Times New Roman"/>
+          <w:b/>
+          <w:bCs/>
+          <w:sz w:val="24"/>
+          <w:szCs w:val="24"/>
+        </w:rPr>
+        <w:t>2</w:t>
+      </w:r>
+      <w:r>
+        <w:rPr>
+          <w:rFonts w:ascii="Times New Roman" w:hAnsi="Times New Roman" w:cs="Times New Roman"/>
+          <w:b/>
+          <w:bCs/>
+          <w:sz w:val="24"/>
+          <w:szCs w:val="24"/>
+        </w:rPr>
+        <w:t>.</w:t>
+      </w:r>
+      <w:r>
+        <w:rPr>
+          <w:rFonts w:ascii="Times New Roman" w:hAnsi="Times New Roman" w:cs="Times New Roman"/>
+          <w:sz w:val="24"/>
+          <w:szCs w:val="24"/>
+        </w:rPr>
+        <w:t xml:space="preserve"> Any changes on our expressed values, will appear here as new variants of </w:t>
+      </w:r>
+      <w:proofErr w:type="spellStart"/>
+      <w:r>
+        <w:rPr>
+          <w:rFonts w:ascii="Times New Roman" w:hAnsi="Times New Roman" w:cs="Times New Roman"/>
+          <w:sz w:val="24"/>
+          <w:szCs w:val="24"/>
+        </w:rPr>
+        <w:t>Expval</w:t>
+      </w:r>
+      <w:proofErr w:type="spellEnd"/>
+      <w:r>
+        <w:rPr>
+          <w:rFonts w:ascii="Times New Roman" w:hAnsi="Times New Roman" w:cs="Times New Roman"/>
+          <w:sz w:val="24"/>
+          <w:szCs w:val="24"/>
+        </w:rPr>
+        <w:t>. The constructors and extractors are consequently defined here.</w:t>
+      </w:r>
+    </w:p>
+    <w:p>
+      <w:pPr>
+        <w:tabs>
+          <w:tab w:val="right" w:pos="9072"/>
+        </w:tabs>
+        <w:jc w:val="both"/>
+        <w:rPr>
+          <w:rFonts w:ascii="Times New Roman" w:hAnsi="Times New Roman" w:cs="Times New Roman"/>
+          <w:sz w:val="24"/>
+          <w:szCs w:val="24"/>
+        </w:rPr>
+      </w:pPr>
+      <w:r>
+        <w:rPr>
+          <w:rFonts w:ascii="Times New Roman" w:hAnsi="Times New Roman" w:cs="Times New Roman"/>
+          <w:color w:val="FF0000"/>
+          <w:sz w:val="24"/>
+          <w:szCs w:val="24"/>
+        </w:rPr>
+        <w:t>Environment</w:t>
+      </w:r>
+      <w:r>
+        <w:rPr>
+          <w:rFonts w:ascii="Times New Roman" w:hAnsi="Times New Roman" w:cs="Times New Roman"/>
+          <w:color w:val="FF0000"/>
+          <w:sz w:val="24"/>
+          <w:szCs w:val="24"/>
+        </w:rPr>
+        <w:t xml:space="preserve">s </w:t>
+      </w:r>
+      <w:r>
+        <w:rPr>
+          <w:rFonts w:ascii="Times New Roman" w:hAnsi="Times New Roman" w:cs="Times New Roman"/>
+          <w:sz w:val="24"/>
+          <w:szCs w:val="24"/>
+        </w:rPr>
+        <w:t xml:space="preserve">as datatypes are built in </w:t>
+      </w:r>
+      <w:r>
+        <w:rPr>
+          <w:rFonts w:ascii="Times New Roman" w:hAnsi="Times New Roman" w:cs="Times New Roman"/>
+          <w:sz w:val="24"/>
+          <w:szCs w:val="24"/>
+        </w:rPr>
+        <w:t>data-</w:t>
+      </w:r>
+      <w:proofErr w:type="spellStart"/>
+      <w:r>
+        <w:rPr>
+          <w:rFonts w:ascii="Times New Roman" w:hAnsi="Times New Roman" w:cs="Times New Roman"/>
+          <w:sz w:val="24"/>
+          <w:szCs w:val="24"/>
+        </w:rPr>
+        <w:t>structures.rkt</w:t>
+      </w:r>
+      <w:proofErr w:type="spellEnd"/>
+      <w:r>
+        <w:rPr>
+          <w:rFonts w:ascii="Times New Roman" w:hAnsi="Times New Roman" w:cs="Times New Roman"/>
+          <w:sz w:val="24"/>
+          <w:szCs w:val="24"/>
+        </w:rPr>
+        <w:t xml:space="preserve">, which will be imported in </w:t>
+      </w:r>
+      <w:proofErr w:type="spellStart"/>
+      <w:r>
+        <w:rPr>
+          <w:rFonts w:ascii="Times New Roman" w:hAnsi="Times New Roman" w:cs="Times New Roman"/>
+          <w:sz w:val="24"/>
+          <w:szCs w:val="24"/>
+        </w:rPr>
+        <w:t>environments.rkt</w:t>
+      </w:r>
+      <w:proofErr w:type="spellEnd"/>
+      <w:r>
+        <w:rPr>
+          <w:rFonts w:ascii="Times New Roman" w:hAnsi="Times New Roman" w:cs="Times New Roman"/>
+          <w:sz w:val="24"/>
+          <w:szCs w:val="24"/>
+        </w:rPr>
+        <w:t>.</w:t>
+      </w:r>
+      <w:r>
+        <w:rPr>
+          <w:rFonts w:ascii="Times New Roman" w:hAnsi="Times New Roman" w:cs="Times New Roman"/>
+          <w:sz w:val="24"/>
+          <w:szCs w:val="24"/>
+        </w:rPr>
+        <w:t xml:space="preserve"> </w:t>
+      </w:r>
+      <w:r>
+        <w:rPr>
+          <w:rFonts w:ascii="Times New Roman" w:hAnsi="Times New Roman" w:cs="Times New Roman"/>
+          <w:sz w:val="24"/>
+          <w:szCs w:val="24"/>
+        </w:rPr>
+        <w:t>T</w:t>
+      </w:r>
+      <w:r>
+        <w:rPr>
+          <w:rFonts w:ascii="Times New Roman" w:hAnsi="Times New Roman" w:cs="Times New Roman"/>
+          <w:sz w:val="24"/>
+          <w:szCs w:val="24"/>
+        </w:rPr>
+        <w:t xml:space="preserve">heir constructors and extractors are defined in </w:t>
+      </w:r>
+      <w:proofErr w:type="spellStart"/>
+      <w:r>
+        <w:rPr>
+          <w:rFonts w:ascii="Times New Roman" w:hAnsi="Times New Roman" w:cs="Times New Roman"/>
+          <w:sz w:val="24"/>
+          <w:szCs w:val="24"/>
+        </w:rPr>
+        <w:t>environments.rkt</w:t>
+      </w:r>
+      <w:proofErr w:type="spellEnd"/>
+      <w:r>
+        <w:rPr>
+          <w:rFonts w:ascii="Times New Roman" w:hAnsi="Times New Roman" w:cs="Times New Roman"/>
+          <w:sz w:val="24"/>
+          <w:szCs w:val="24"/>
+        </w:rPr>
+        <w:t>,</w:t>
+      </w:r>
+      <w:r>
+        <w:rPr>
+          <w:rFonts w:ascii="Times New Roman" w:hAnsi="Times New Roman" w:cs="Times New Roman"/>
+          <w:sz w:val="24"/>
+          <w:szCs w:val="24"/>
+        </w:rPr>
+        <w:t xml:space="preserve"> as can be seen in </w:t>
+      </w:r>
+      <w:r>
+        <w:rPr>
+          <w:rFonts w:ascii="Times New Roman" w:hAnsi="Times New Roman" w:cs="Times New Roman"/>
+          <w:b/>
+          <w:bCs/>
+          <w:sz w:val="24"/>
+          <w:szCs w:val="24"/>
+        </w:rPr>
+        <w:t xml:space="preserve">Figure </w:t>
+      </w:r>
+      <w:r>
+        <w:rPr>
+          <w:rFonts w:ascii="Times New Roman" w:hAnsi="Times New Roman" w:cs="Times New Roman"/>
+          <w:b/>
+          <w:bCs/>
+          <w:sz w:val="24"/>
+          <w:szCs w:val="24"/>
+        </w:rPr>
+        <w:t>3</w:t>
+      </w:r>
+      <w:r>
+        <w:rPr>
+          <w:rFonts w:ascii="Times New Roman" w:hAnsi="Times New Roman" w:cs="Times New Roman"/>
+          <w:b/>
+          <w:bCs/>
+          <w:sz w:val="24"/>
+          <w:szCs w:val="24"/>
+        </w:rPr>
+        <w:t>.</w:t>
+      </w:r>
+      <w:r>
+        <w:rPr>
+          <w:rFonts w:ascii="Times New Roman" w:hAnsi="Times New Roman" w:cs="Times New Roman"/>
+          <w:sz w:val="24"/>
+          <w:szCs w:val="24"/>
+        </w:rPr>
+        <w:t xml:space="preserve"> And </w:t>
+      </w:r>
+      <w:r>
+        <w:rPr>
+          <w:rFonts w:ascii="Times New Roman" w:hAnsi="Times New Roman" w:cs="Times New Roman"/>
+          <w:b/>
+          <w:bCs/>
+          <w:sz w:val="24"/>
+          <w:szCs w:val="24"/>
+        </w:rPr>
+        <w:t xml:space="preserve">Figure </w:t>
+      </w:r>
+      <w:r>
+        <w:rPr>
+          <w:rFonts w:ascii="Times New Roman" w:hAnsi="Times New Roman" w:cs="Times New Roman"/>
+          <w:b/>
+          <w:bCs/>
+          <w:sz w:val="24"/>
+          <w:szCs w:val="24"/>
+        </w:rPr>
+        <w:t>4</w:t>
+      </w:r>
+      <w:r>
+        <w:rPr>
+          <w:rFonts w:ascii="Times New Roman" w:hAnsi="Times New Roman" w:cs="Times New Roman"/>
+          <w:b/>
+          <w:bCs/>
+          <w:sz w:val="24"/>
+          <w:szCs w:val="24"/>
+        </w:rPr>
+        <w:t>.</w:t>
+      </w:r>
+      <w:r>
+        <w:rPr>
+          <w:rFonts w:ascii="Times New Roman" w:hAnsi="Times New Roman" w:cs="Times New Roman"/>
+          <w:sz w:val="24"/>
+          <w:szCs w:val="24"/>
+        </w:rPr>
+        <w:t xml:space="preserve"> Respectively.</w:t>
+      </w:r>
+      <w:r>
+        <w:rPr>
+          <w:rFonts w:ascii="Times New Roman" w:hAnsi="Times New Roman" w:cs="Times New Roman"/>
+          <w:sz w:val="24"/>
+          <w:szCs w:val="24"/>
+        </w:rPr>
+        <w:tab/>
+      </w:r>
+    </w:p>
+    <w:p>
+      <w:pPr>
+        <w:jc w:val="both"/>
+        <w:rPr>
+          <w:rFonts w:ascii="Times New Roman" w:hAnsi="Times New Roman" w:cs="Times New Roman"/>
+          <w:sz w:val="24"/>
+          <w:szCs w:val="24"/>
+        </w:rPr>
+      </w:pPr>
+      <w:r>
+        <w:rPr>
+          <w:rFonts w:ascii="Times New Roman" w:hAnsi="Times New Roman" w:cs="Times New Roman"/>
+          <w:color w:val="FF0000"/>
+          <w:sz w:val="24"/>
+          <w:szCs w:val="24"/>
+        </w:rPr>
+        <w:t>Behavior specification is “semantics”</w:t>
+      </w:r>
+      <w:r>
+        <w:rPr>
+          <w:rFonts w:ascii="Times New Roman" w:hAnsi="Times New Roman" w:cs="Times New Roman"/>
+          <w:sz w:val="24"/>
+          <w:szCs w:val="24"/>
+        </w:rPr>
+        <w:t>, it’s where we decide how our expressions should behave, writing tests to ensure required behavior is a good way.</w:t>
+      </w:r>
+    </w:p>
+    <w:p>
+      <w:pPr>
+        <w:jc w:val="both"/>
+        <w:rPr>
+          <w:rFonts w:ascii="Times New Roman" w:hAnsi="Times New Roman" w:cs="Times New Roman"/>
+          <w:sz w:val="24"/>
+          <w:szCs w:val="24"/>
+        </w:rPr>
+      </w:pPr>
+      <w:r>
+        <w:rPr>
+          <w:rFonts w:ascii="Times New Roman" w:hAnsi="Times New Roman" w:cs="Times New Roman"/>
+          <w:color w:val="FF0000"/>
+          <w:sz w:val="24"/>
+          <w:szCs w:val="24"/>
+        </w:rPr>
+        <w:t xml:space="preserve">Behavior Implementation </w:t>
+      </w:r>
+      <w:r>
+        <w:rPr>
+          <w:rFonts w:ascii="Times New Roman" w:hAnsi="Times New Roman" w:cs="Times New Roman"/>
+          <w:sz w:val="24"/>
+          <w:szCs w:val="24"/>
+        </w:rPr>
+        <w:t xml:space="preserve">can be divided </w:t>
+      </w:r>
+      <w:proofErr w:type="gramStart"/>
+      <w:r>
+        <w:rPr>
+          <w:rFonts w:ascii="Times New Roman" w:hAnsi="Times New Roman" w:cs="Times New Roman"/>
+          <w:sz w:val="24"/>
+          <w:szCs w:val="24"/>
+        </w:rPr>
+        <w:t>to</w:t>
+      </w:r>
+      <w:proofErr w:type="gramEnd"/>
+      <w:r>
+        <w:rPr>
+          <w:rFonts w:ascii="Times New Roman" w:hAnsi="Times New Roman" w:cs="Times New Roman"/>
+          <w:sz w:val="24"/>
+          <w:szCs w:val="24"/>
+        </w:rPr>
+        <w:t xml:space="preserve"> two parts:</w:t>
       </w:r>
     </w:p>
     <w:p>
@@ -449,7 +1026,7 @@
         <w:pStyle w:val="ListParagraph"/>
         <w:numPr>
           <w:ilvl w:val="0"/>
-          <w:numId w:val="3"/>
+          <w:numId w:val="6"/>
         </w:numPr>
         <w:jc w:val="both"/>
         <w:rPr>
@@ -464,7 +1041,7 @@
           <w:sz w:val="24"/>
           <w:szCs w:val="24"/>
         </w:rPr>
-        <w:t>Semantics (</w:t>
+        <w:t xml:space="preserve">Scanning – Parsing -&gt; </w:t>
       </w:r>
       <w:proofErr w:type="spellStart"/>
       <w:r>
@@ -473,7 +1050,7 @@
           <w:sz w:val="24"/>
           <w:szCs w:val="24"/>
         </w:rPr>
-        <w:t>Behaviour</w:t>
+        <w:t>lang.rkt</w:t>
       </w:r>
       <w:proofErr w:type="spellEnd"/>
       <w:r>
@@ -482,7 +1059,17 @@
           <w:sz w:val="24"/>
           <w:szCs w:val="24"/>
         </w:rPr>
-        <w:t xml:space="preserve"> Specification)</w:t>
+        <w:t xml:space="preserve"> (</w:t>
+      </w:r>
+      <w:r>
+        <w:rPr>
+          <w:rFonts w:ascii="Times New Roman" w:hAnsi="Times New Roman" w:cs="Times New Roman"/>
+          <w:b/>
+          <w:bCs/>
+          <w:sz w:val="24"/>
+          <w:szCs w:val="24"/>
+        </w:rPr>
+        <w:t>Figure 5.)</w:t>
       </w:r>
     </w:p>
     <w:p>
@@ -490,7 +1077,7 @@
         <w:pStyle w:val="ListParagraph"/>
         <w:numPr>
           <w:ilvl w:val="0"/>
-          <w:numId w:val="3"/>
+          <w:numId w:val="6"/>
         </w:numPr>
         <w:jc w:val="both"/>
         <w:rPr>
@@ -505,7 +1092,43 @@
           <w:sz w:val="24"/>
           <w:szCs w:val="24"/>
         </w:rPr>
-        <w:t>Implementation/Interpreter</w:t>
+        <w:t xml:space="preserve">Evaluation -&gt; </w:t>
+      </w:r>
+      <w:proofErr w:type="spellStart"/>
+      <w:r>
+        <w:rPr>
+          <w:rFonts w:ascii="Times New Roman" w:hAnsi="Times New Roman" w:cs="Times New Roman"/>
+          <w:sz w:val="24"/>
+          <w:szCs w:val="24"/>
+        </w:rPr>
+        <w:t>interp.rkt</w:t>
+      </w:r>
+      <w:proofErr w:type="spellEnd"/>
+      <w:r>
+        <w:rPr>
+          <w:rFonts w:ascii="Times New Roman" w:hAnsi="Times New Roman" w:cs="Times New Roman"/>
+          <w:sz w:val="24"/>
+          <w:szCs w:val="24"/>
+        </w:rPr>
+        <w:t xml:space="preserve"> </w:t>
+      </w:r>
+      <w:r>
+        <w:rPr>
+          <w:rFonts w:ascii="Times New Roman" w:hAnsi="Times New Roman" w:cs="Times New Roman"/>
+          <w:b/>
+          <w:bCs/>
+          <w:sz w:val="24"/>
+          <w:szCs w:val="24"/>
+        </w:rPr>
+        <w:t>(Figure 6.</w:t>
+      </w:r>
+      <w:r>
+        <w:rPr>
+          <w:rFonts w:ascii="Times New Roman" w:hAnsi="Times New Roman" w:cs="Times New Roman"/>
+          <w:sz w:val="24"/>
+          <w:szCs w:val="24"/>
+        </w:rPr>
+        <w:t>)</w:t>
       </w:r>
     </w:p>
     <w:p>
@@ -513,6 +1136,8 @@
         <w:jc w:val="both"/>
         <w:rPr>
           <w:rFonts w:ascii="Times New Roman" w:hAnsi="Times New Roman" w:cs="Times New Roman"/>
+          <w:b/>
+          <w:bCs/>
           <w:sz w:val="24"/>
           <w:szCs w:val="24"/>
         </w:rPr>
@@ -523,22 +1148,160 @@
         <w:jc w:val="both"/>
         <w:rPr>
           <w:rFonts w:ascii="Times New Roman" w:hAnsi="Times New Roman" w:cs="Times New Roman"/>
-          <w:sz w:val="24"/>
-          <w:szCs w:val="24"/>
-        </w:rPr>
-      </w:pPr>
-      <w:r>
-        <w:rPr>
-          <w:rFonts w:ascii="Times New Roman" w:hAnsi="Times New Roman" w:cs="Times New Roman"/>
-          <w:sz w:val="24"/>
-          <w:szCs w:val="24"/>
-        </w:rPr>
-        <w:t xml:space="preserve">The syntax is defined in </w:t>
+          <w:b/>
+          <w:bCs/>
+          <w:sz w:val="24"/>
+          <w:szCs w:val="24"/>
+        </w:rPr>
+      </w:pPr>
+    </w:p>
+    <w:p>
+      <w:pPr>
+        <w:jc w:val="both"/>
+        <w:rPr>
+          <w:rFonts w:ascii="Times New Roman" w:hAnsi="Times New Roman" w:cs="Times New Roman"/>
+          <w:b/>
+          <w:bCs/>
+          <w:sz w:val="24"/>
+          <w:szCs w:val="24"/>
+        </w:rPr>
+      </w:pPr>
+    </w:p>
+    <w:p>
+      <w:pPr>
+        <w:jc w:val="both"/>
+        <w:rPr>
+          <w:rFonts w:ascii="Times New Roman" w:hAnsi="Times New Roman" w:cs="Times New Roman"/>
+          <w:b/>
+          <w:bCs/>
+          <w:sz w:val="24"/>
+          <w:szCs w:val="24"/>
+        </w:rPr>
+      </w:pPr>
+    </w:p>
+    <w:p>
+      <w:pPr>
+        <w:jc w:val="both"/>
+        <w:rPr>
+          <w:rFonts w:ascii="Times New Roman" w:hAnsi="Times New Roman" w:cs="Times New Roman"/>
+          <w:b/>
+          <w:bCs/>
+          <w:sz w:val="24"/>
+          <w:szCs w:val="24"/>
+        </w:rPr>
+      </w:pPr>
+    </w:p>
+    <w:p>
+      <w:pPr>
+        <w:jc w:val="both"/>
+        <w:rPr>
+          <w:rFonts w:ascii="Times New Roman" w:hAnsi="Times New Roman" w:cs="Times New Roman"/>
+          <w:b/>
+          <w:bCs/>
+          <w:sz w:val="24"/>
+          <w:szCs w:val="24"/>
+        </w:rPr>
+      </w:pPr>
+    </w:p>
+    <w:p>
+      <w:pPr>
+        <w:jc w:val="both"/>
+        <w:rPr>
+          <w:rFonts w:ascii="Times New Roman" w:hAnsi="Times New Roman" w:cs="Times New Roman"/>
+          <w:b/>
+          <w:bCs/>
+          <w:sz w:val="24"/>
+          <w:szCs w:val="24"/>
+        </w:rPr>
+      </w:pPr>
+    </w:p>
+    <w:p>
+      <w:pPr>
+        <w:jc w:val="both"/>
+        <w:rPr>
+          <w:rFonts w:ascii="Times New Roman" w:hAnsi="Times New Roman" w:cs="Times New Roman"/>
+          <w:b/>
+          <w:bCs/>
+          <w:sz w:val="24"/>
+          <w:szCs w:val="24"/>
+        </w:rPr>
+      </w:pPr>
+    </w:p>
+    <w:p>
+      <w:pPr>
+        <w:jc w:val="both"/>
+        <w:rPr>
+          <w:rFonts w:ascii="Times New Roman" w:hAnsi="Times New Roman" w:cs="Times New Roman"/>
+          <w:b/>
+          <w:bCs/>
+          <w:sz w:val="24"/>
+          <w:szCs w:val="24"/>
+        </w:rPr>
+      </w:pPr>
+    </w:p>
+    <w:p>
+      <w:pPr>
+        <w:jc w:val="both"/>
+        <w:rPr>
+          <w:rFonts w:ascii="Times New Roman" w:hAnsi="Times New Roman" w:cs="Times New Roman"/>
+          <w:b/>
+          <w:bCs/>
+          <w:sz w:val="24"/>
+          <w:szCs w:val="24"/>
+        </w:rPr>
+      </w:pPr>
+    </w:p>
+    <w:p>
+      <w:pPr>
+        <w:jc w:val="both"/>
+        <w:rPr>
+          <w:rFonts w:ascii="Times New Roman" w:hAnsi="Times New Roman" w:cs="Times New Roman"/>
+          <w:b/>
+          <w:bCs/>
+          <w:sz w:val="24"/>
+          <w:szCs w:val="24"/>
+        </w:rPr>
+      </w:pPr>
+    </w:p>
+    <w:p>
+      <w:pPr>
+        <w:jc w:val="both"/>
+        <w:rPr>
+          <w:rFonts w:ascii="Times New Roman" w:hAnsi="Times New Roman" w:cs="Times New Roman"/>
+          <w:b/>
+          <w:bCs/>
+          <w:sz w:val="24"/>
+          <w:szCs w:val="24"/>
+        </w:rPr>
+      </w:pPr>
+    </w:p>
+    <w:p>
+      <w:pPr>
+        <w:jc w:val="both"/>
+        <w:rPr>
+          <w:rFonts w:ascii="Times New Roman" w:hAnsi="Times New Roman" w:cs="Times New Roman"/>
+          <w:b/>
+          <w:bCs/>
+          <w:sz w:val="24"/>
+          <w:szCs w:val="24"/>
+        </w:rPr>
+      </w:pPr>
+      <w:r>
+        <w:rPr>
+          <w:rFonts w:ascii="Times New Roman" w:hAnsi="Times New Roman" w:cs="Times New Roman"/>
+          <w:b/>
+          <w:bCs/>
+          <w:sz w:val="24"/>
+          <w:szCs w:val="24"/>
+        </w:rPr>
+        <w:t xml:space="preserve">Inside </w:t>
       </w:r>
       <w:proofErr w:type="spellStart"/>
       <w:r>
         <w:rPr>
           <w:rFonts w:ascii="Times New Roman" w:hAnsi="Times New Roman" w:cs="Times New Roman"/>
+          <w:b/>
+          <w:bCs/>
           <w:sz w:val="24"/>
           <w:szCs w:val="24"/>
         </w:rPr>
@@ -548,6 +1311,8 @@
       <w:r>
         <w:rPr>
           <w:rFonts w:ascii="Times New Roman" w:hAnsi="Times New Roman" w:cs="Times New Roman"/>
+          <w:b/>
+          <w:bCs/>
           <w:sz w:val="24"/>
           <w:szCs w:val="24"/>
         </w:rPr>
@@ -564,6 +1329,9 @@
         </w:rPr>
       </w:pPr>
       <w:r>
+        <w:rPr>
+          <w:noProof/>
+        </w:rPr>
         <w:drawing>
           <wp:inline distT="0" distB="0" distL="0" distR="0" wp14:anchorId="00A86BFC" wp14:editId="6E159A33">
             <wp:extent cx="4382770" cy="3757626"/>
@@ -603,19 +1371,41 @@
     </w:p>
     <w:p>
       <w:pPr>
-        <w:rPr>
-          <w:rFonts w:ascii="Times New Roman" w:hAnsi="Times New Roman" w:cs="Times New Roman"/>
-          <w:sz w:val="24"/>
-          <w:szCs w:val="24"/>
-        </w:rPr>
-      </w:pPr>
-      <w:r>
-        <w:rPr>
-          <w:rFonts w:ascii="Times New Roman" w:hAnsi="Times New Roman" w:cs="Times New Roman"/>
-          <w:sz w:val="24"/>
-          <w:szCs w:val="24"/>
-        </w:rPr>
-        <w:t xml:space="preserve">As the names suggest, define </w:t>
+        <w:jc w:val="center"/>
+        <w:rPr>
+          <w:rFonts w:ascii="Times New Roman" w:hAnsi="Times New Roman" w:cs="Times New Roman"/>
+          <w:b/>
+          <w:bCs/>
+          <w:sz w:val="24"/>
+          <w:szCs w:val="24"/>
+        </w:rPr>
+      </w:pPr>
+      <w:r>
+        <w:rPr>
+          <w:rFonts w:ascii="Times New Roman" w:hAnsi="Times New Roman" w:cs="Times New Roman"/>
+          <w:b/>
+          <w:bCs/>
+          <w:sz w:val="24"/>
+          <w:szCs w:val="24"/>
+        </w:rPr>
+        <w:t>Figure 1.</w:t>
+      </w:r>
+    </w:p>
+    <w:p>
+      <w:pPr>
+        <w:rPr>
+          <w:rFonts w:ascii="Times New Roman" w:hAnsi="Times New Roman" w:cs="Times New Roman"/>
+          <w:sz w:val="24"/>
+          <w:szCs w:val="24"/>
+        </w:rPr>
+      </w:pPr>
+      <w:r>
+        <w:rPr>
+          <w:rFonts w:ascii="Times New Roman" w:hAnsi="Times New Roman" w:cs="Times New Roman"/>
+          <w:sz w:val="24"/>
+          <w:szCs w:val="24"/>
+        </w:rPr>
+        <w:t xml:space="preserve">Here, we see our concrete grammar being “coded”, the scanner-parser will behave accordingly. Any changes on </w:t>
       </w:r>
       <w:proofErr w:type="gramStart"/>
       <w:r>
@@ -624,7 +1414,7 @@
           <w:sz w:val="24"/>
           <w:szCs w:val="24"/>
         </w:rPr>
-        <w:t>the-lexical</w:t>
+        <w:t>the-lexical-spec</w:t>
       </w:r>
       <w:proofErr w:type="gramEnd"/>
       <w:r>
@@ -633,116 +1423,241 @@
           <w:sz w:val="24"/>
           <w:szCs w:val="24"/>
         </w:rPr>
-        <w:t>-spec part defines our lexical specification, or lexical syntax.</w:t>
-      </w:r>
-    </w:p>
-    <w:p>
-      <w:pPr>
-        <w:rPr>
-          <w:rFonts w:ascii="Times New Roman" w:hAnsi="Times New Roman" w:cs="Times New Roman"/>
-          <w:sz w:val="24"/>
-          <w:szCs w:val="24"/>
-        </w:rPr>
-      </w:pPr>
-      <w:r>
-        <w:rPr>
-          <w:rFonts w:ascii="Times New Roman" w:hAnsi="Times New Roman" w:cs="Times New Roman"/>
-          <w:sz w:val="24"/>
-          <w:szCs w:val="24"/>
-        </w:rPr>
-        <w:t xml:space="preserve">define the-grammar part defines our concrete syntax (how we write the code) and abstract syntax (how the computer sees it), labeling the invariants as abstract representations, like zero? -exp, let-exp etc. accordingly. </w:t>
-      </w:r>
-    </w:p>
-    <w:p>
-      <w:pPr>
-        <w:rPr>
-          <w:rFonts w:ascii="Times New Roman" w:hAnsi="Times New Roman" w:cs="Times New Roman"/>
-          <w:sz w:val="24"/>
-          <w:szCs w:val="24"/>
-        </w:rPr>
-      </w:pPr>
-      <w:r>
-        <w:rPr>
-          <w:rFonts w:ascii="Times New Roman" w:hAnsi="Times New Roman" w:cs="Times New Roman"/>
-          <w:sz w:val="24"/>
-          <w:szCs w:val="24"/>
-        </w:rPr>
-        <w:t xml:space="preserve">The Semantics, namely </w:t>
-      </w:r>
-      <w:r>
-        <w:rPr>
-          <w:rFonts w:ascii="Times New Roman" w:hAnsi="Times New Roman" w:cs="Times New Roman"/>
-          <w:sz w:val="24"/>
-          <w:szCs w:val="24"/>
-        </w:rPr>
-        <w:t>what</w:t>
-      </w:r>
-      <w:r>
-        <w:rPr>
-          <w:rFonts w:ascii="Times New Roman" w:hAnsi="Times New Roman" w:cs="Times New Roman"/>
-          <w:sz w:val="24"/>
-          <w:szCs w:val="24"/>
-        </w:rPr>
-        <w:t xml:space="preserve"> our expressions </w:t>
-      </w:r>
-      <w:r>
-        <w:rPr>
-          <w:rFonts w:ascii="Times New Roman" w:hAnsi="Times New Roman" w:cs="Times New Roman"/>
-          <w:sz w:val="24"/>
-          <w:szCs w:val="24"/>
-        </w:rPr>
-        <w:t>mean</w:t>
-      </w:r>
-      <w:r>
-        <w:rPr>
-          <w:rFonts w:ascii="Times New Roman" w:hAnsi="Times New Roman" w:cs="Times New Roman"/>
-          <w:sz w:val="24"/>
-          <w:szCs w:val="24"/>
-        </w:rPr>
-        <w:t>, w</w:t>
-      </w:r>
-      <w:r>
-        <w:rPr>
-          <w:rFonts w:ascii="Times New Roman" w:hAnsi="Times New Roman" w:cs="Times New Roman"/>
-          <w:sz w:val="24"/>
-          <w:szCs w:val="24"/>
-        </w:rPr>
-        <w:t xml:space="preserve">hat do each expression evaluates to is defined in </w:t>
+        <w:t xml:space="preserve"> </w:t>
+      </w:r>
+      <w:proofErr w:type="gramStart"/>
+      <w:r>
+        <w:rPr>
+          <w:rFonts w:ascii="Times New Roman" w:hAnsi="Times New Roman" w:cs="Times New Roman"/>
+          <w:sz w:val="24"/>
+          <w:szCs w:val="24"/>
+        </w:rPr>
+        <w:t>part,</w:t>
+      </w:r>
+      <w:proofErr w:type="gramEnd"/>
+      <w:r>
+        <w:rPr>
+          <w:rFonts w:ascii="Times New Roman" w:hAnsi="Times New Roman" w:cs="Times New Roman"/>
+          <w:sz w:val="24"/>
+          <w:szCs w:val="24"/>
+        </w:rPr>
+        <w:t xml:space="preserve"> will also modify how lexical analysis will work.</w:t>
+      </w:r>
+    </w:p>
+    <w:p>
+      <w:pPr>
+        <w:rPr>
+          <w:rFonts w:ascii="Times New Roman" w:hAnsi="Times New Roman" w:cs="Times New Roman"/>
+          <w:b/>
+          <w:bCs/>
+          <w:sz w:val="24"/>
+          <w:szCs w:val="24"/>
+        </w:rPr>
+      </w:pPr>
+    </w:p>
+    <w:p>
+      <w:pPr>
+        <w:rPr>
+          <w:rFonts w:ascii="Times New Roman" w:hAnsi="Times New Roman" w:cs="Times New Roman"/>
+          <w:b/>
+          <w:bCs/>
+          <w:sz w:val="24"/>
+          <w:szCs w:val="24"/>
+        </w:rPr>
+      </w:pPr>
+    </w:p>
+    <w:p>
+      <w:pPr>
+        <w:rPr>
+          <w:rFonts w:ascii="Times New Roman" w:hAnsi="Times New Roman" w:cs="Times New Roman"/>
+          <w:b/>
+          <w:bCs/>
+          <w:sz w:val="24"/>
+          <w:szCs w:val="24"/>
+        </w:rPr>
+      </w:pPr>
+    </w:p>
+    <w:p>
+      <w:pPr>
+        <w:rPr>
+          <w:rFonts w:ascii="Times New Roman" w:hAnsi="Times New Roman" w:cs="Times New Roman"/>
+          <w:b/>
+          <w:bCs/>
+          <w:sz w:val="24"/>
+          <w:szCs w:val="24"/>
+        </w:rPr>
+      </w:pPr>
+    </w:p>
+    <w:p>
+      <w:pPr>
+        <w:rPr>
+          <w:rFonts w:ascii="Times New Roman" w:hAnsi="Times New Roman" w:cs="Times New Roman"/>
+          <w:b/>
+          <w:bCs/>
+          <w:sz w:val="24"/>
+          <w:szCs w:val="24"/>
+        </w:rPr>
+      </w:pPr>
+    </w:p>
+    <w:p>
+      <w:pPr>
+        <w:rPr>
+          <w:rFonts w:ascii="Times New Roman" w:hAnsi="Times New Roman" w:cs="Times New Roman"/>
+          <w:b/>
+          <w:bCs/>
+          <w:sz w:val="24"/>
+          <w:szCs w:val="24"/>
+        </w:rPr>
+      </w:pPr>
+    </w:p>
+    <w:p>
+      <w:pPr>
+        <w:rPr>
+          <w:rFonts w:ascii="Times New Roman" w:hAnsi="Times New Roman" w:cs="Times New Roman"/>
+          <w:b/>
+          <w:bCs/>
+          <w:sz w:val="24"/>
+          <w:szCs w:val="24"/>
+        </w:rPr>
+      </w:pPr>
+    </w:p>
+    <w:p>
+      <w:pPr>
+        <w:rPr>
+          <w:rFonts w:ascii="Times New Roman" w:hAnsi="Times New Roman" w:cs="Times New Roman"/>
+          <w:b/>
+          <w:bCs/>
+          <w:sz w:val="24"/>
+          <w:szCs w:val="24"/>
+        </w:rPr>
+      </w:pPr>
+    </w:p>
+    <w:p>
+      <w:pPr>
+        <w:rPr>
+          <w:rFonts w:ascii="Times New Roman" w:hAnsi="Times New Roman" w:cs="Times New Roman"/>
+          <w:b/>
+          <w:bCs/>
+          <w:sz w:val="24"/>
+          <w:szCs w:val="24"/>
+        </w:rPr>
+      </w:pPr>
+    </w:p>
+    <w:p>
+      <w:pPr>
+        <w:rPr>
+          <w:rFonts w:ascii="Times New Roman" w:hAnsi="Times New Roman" w:cs="Times New Roman"/>
+          <w:b/>
+          <w:bCs/>
+          <w:sz w:val="24"/>
+          <w:szCs w:val="24"/>
+        </w:rPr>
+      </w:pPr>
+    </w:p>
+    <w:p>
+      <w:pPr>
+        <w:rPr>
+          <w:rFonts w:ascii="Times New Roman" w:hAnsi="Times New Roman" w:cs="Times New Roman"/>
+          <w:b/>
+          <w:bCs/>
+          <w:sz w:val="24"/>
+          <w:szCs w:val="24"/>
+        </w:rPr>
+      </w:pPr>
+    </w:p>
+    <w:p>
+      <w:pPr>
+        <w:rPr>
+          <w:rFonts w:ascii="Times New Roman" w:hAnsi="Times New Roman" w:cs="Times New Roman"/>
+          <w:b/>
+          <w:bCs/>
+          <w:sz w:val="24"/>
+          <w:szCs w:val="24"/>
+        </w:rPr>
+      </w:pPr>
+    </w:p>
+    <w:p>
+      <w:pPr>
+        <w:rPr>
+          <w:rFonts w:ascii="Times New Roman" w:hAnsi="Times New Roman" w:cs="Times New Roman"/>
+          <w:b/>
+          <w:bCs/>
+          <w:sz w:val="24"/>
+          <w:szCs w:val="24"/>
+        </w:rPr>
+      </w:pPr>
+    </w:p>
+    <w:p>
+      <w:pPr>
+        <w:rPr>
+          <w:rFonts w:ascii="Times New Roman" w:hAnsi="Times New Roman" w:cs="Times New Roman"/>
+          <w:b/>
+          <w:bCs/>
+          <w:sz w:val="24"/>
+          <w:szCs w:val="24"/>
+        </w:rPr>
+      </w:pPr>
+      <w:r>
+        <w:rPr>
+          <w:rFonts w:ascii="Times New Roman" w:hAnsi="Times New Roman" w:cs="Times New Roman"/>
+          <w:b/>
+          <w:bCs/>
+          <w:sz w:val="24"/>
+          <w:szCs w:val="24"/>
+        </w:rPr>
+        <w:t xml:space="preserve">Inside </w:t>
+      </w:r>
+      <w:r>
+        <w:rPr>
+          <w:rFonts w:ascii="Times New Roman" w:hAnsi="Times New Roman" w:cs="Times New Roman"/>
+          <w:b/>
+          <w:bCs/>
+          <w:sz w:val="24"/>
+          <w:szCs w:val="24"/>
+        </w:rPr>
+        <w:t>Data-</w:t>
       </w:r>
       <w:proofErr w:type="spellStart"/>
       <w:r>
         <w:rPr>
           <w:rFonts w:ascii="Times New Roman" w:hAnsi="Times New Roman" w:cs="Times New Roman"/>
-          <w:sz w:val="24"/>
-          <w:szCs w:val="24"/>
-        </w:rPr>
-        <w:t>interp.rkt</w:t>
+          <w:b/>
+          <w:bCs/>
+          <w:sz w:val="24"/>
+          <w:szCs w:val="24"/>
+        </w:rPr>
+        <w:t>structures.rkt</w:t>
       </w:r>
       <w:proofErr w:type="spellEnd"/>
       <w:r>
         <w:rPr>
           <w:rFonts w:ascii="Times New Roman" w:hAnsi="Times New Roman" w:cs="Times New Roman"/>
-          <w:sz w:val="24"/>
-          <w:szCs w:val="24"/>
-        </w:rPr>
-        <w:t>. Specifically, at:</w:t>
-      </w:r>
-    </w:p>
-    <w:p>
-      <w:pPr>
-        <w:rPr>
-          <w:rFonts w:ascii="Times New Roman" w:hAnsi="Times New Roman" w:cs="Times New Roman"/>
-          <w:sz w:val="24"/>
-          <w:szCs w:val="24"/>
-        </w:rPr>
-      </w:pPr>
-      <w:r>
-        <w:lastRenderedPageBreak/>
+          <w:b/>
+          <w:bCs/>
+          <w:sz w:val="24"/>
+          <w:szCs w:val="24"/>
+        </w:rPr>
+        <w:t>:</w:t>
+      </w:r>
+    </w:p>
+    <w:p>
+      <w:pPr>
+        <w:jc w:val="center"/>
+        <w:rPr>
+          <w:rFonts w:ascii="Times New Roman" w:hAnsi="Times New Roman" w:cs="Times New Roman"/>
+          <w:sz w:val="24"/>
+          <w:szCs w:val="24"/>
+        </w:rPr>
+      </w:pPr>
+      <w:r>
+        <w:rPr>
+          <w:noProof/>
+        </w:rPr>
         <w:drawing>
-          <wp:inline distT="0" distB="0" distL="0" distR="0" wp14:anchorId="2B1A50A3" wp14:editId="2472F81B">
-            <wp:extent cx="5760720" cy="5180330"/>
-            <wp:effectExtent l="0" t="0" r="0" b="1270"/>
-            <wp:docPr id="1205369282" name="Picture 1"/>
+          <wp:inline distT="0" distB="0" distL="0" distR="0" wp14:anchorId="42011564" wp14:editId="2F5A7451">
+            <wp:extent cx="5760720" cy="7228205"/>
+            <wp:effectExtent l="0" t="0" r="0" b="0"/>
+            <wp:docPr id="1661363559" name="Picture 1"/>
             <wp:cNvGraphicFramePr>
               <a:graphicFrameLocks xmlns:a="http://schemas.openxmlformats.org/drawingml/2006/main" noChangeAspect="1"/>
             </wp:cNvGraphicFramePr>
@@ -750,7 +1665,7 @@
               <a:graphicData uri="http://schemas.openxmlformats.org/drawingml/2006/picture">
                 <pic:pic xmlns:pic="http://schemas.openxmlformats.org/drawingml/2006/picture">
                   <pic:nvPicPr>
-                    <pic:cNvPr id="1205369282" name=""/>
+                    <pic:cNvPr id="1661363559" name=""/>
                     <pic:cNvPicPr/>
                   </pic:nvPicPr>
                   <pic:blipFill>
@@ -762,7 +1677,7 @@
                   <pic:spPr>
                     <a:xfrm>
                       <a:off x="0" y="0"/>
-                      <a:ext cx="5760720" cy="5180330"/>
+                      <a:ext cx="5760720" cy="7228205"/>
                     </a:xfrm>
                     <a:prstGeom prst="rect">
                       <a:avLst/>
@@ -777,37 +1692,437 @@
     </w:p>
     <w:p>
       <w:pPr>
-        <w:rPr>
-          <w:rFonts w:ascii="Times New Roman" w:hAnsi="Times New Roman" w:cs="Times New Roman"/>
-          <w:sz w:val="24"/>
-          <w:szCs w:val="24"/>
-        </w:rPr>
-      </w:pPr>
-      <w:r>
-        <w:rPr>
-          <w:rFonts w:ascii="Times New Roman" w:hAnsi="Times New Roman" w:cs="Times New Roman"/>
-          <w:sz w:val="24"/>
-          <w:szCs w:val="24"/>
-        </w:rPr>
-        <w:t xml:space="preserve">The Implementation / interpreter is how do the whole machinery works, the collection of </w:t>
+        <w:jc w:val="center"/>
+        <w:rPr>
+          <w:rFonts w:ascii="Times New Roman" w:hAnsi="Times New Roman" w:cs="Times New Roman"/>
+          <w:sz w:val="24"/>
+          <w:szCs w:val="24"/>
+        </w:rPr>
+      </w:pPr>
+      <w:r>
+        <w:rPr>
+          <w:rFonts w:ascii="Times New Roman" w:hAnsi="Times New Roman" w:cs="Times New Roman"/>
+          <w:b/>
+          <w:bCs/>
+          <w:sz w:val="24"/>
+          <w:szCs w:val="24"/>
+        </w:rPr>
+        <w:lastRenderedPageBreak/>
+        <w:t>Figure 2.</w:t>
+      </w:r>
+      <w:r>
+        <w:rPr>
+          <w:rFonts w:ascii="Times New Roman" w:hAnsi="Times New Roman" w:cs="Times New Roman"/>
+          <w:sz w:val="24"/>
+          <w:szCs w:val="24"/>
+        </w:rPr>
+        <w:t xml:space="preserve"> Values</w:t>
+      </w:r>
+    </w:p>
+    <w:p>
+      <w:pPr>
+        <w:rPr>
+          <w:rFonts w:ascii="Times New Roman" w:hAnsi="Times New Roman" w:cs="Times New Roman"/>
+          <w:sz w:val="24"/>
+          <w:szCs w:val="24"/>
+        </w:rPr>
+      </w:pPr>
+    </w:p>
+    <w:p>
+      <w:pPr>
+        <w:rPr>
+          <w:rFonts w:ascii="Times New Roman" w:hAnsi="Times New Roman" w:cs="Times New Roman"/>
+          <w:sz w:val="24"/>
+          <w:szCs w:val="24"/>
+        </w:rPr>
+      </w:pPr>
+    </w:p>
+    <w:p>
+      <w:pPr>
+        <w:rPr>
+          <w:rFonts w:ascii="Times New Roman" w:hAnsi="Times New Roman" w:cs="Times New Roman"/>
+          <w:sz w:val="24"/>
+          <w:szCs w:val="24"/>
+        </w:rPr>
+      </w:pPr>
+    </w:p>
+    <w:p>
+      <w:pPr>
+        <w:jc w:val="center"/>
+        <w:rPr>
+          <w:rFonts w:ascii="Times New Roman" w:hAnsi="Times New Roman" w:cs="Times New Roman"/>
+          <w:sz w:val="24"/>
+          <w:szCs w:val="24"/>
+        </w:rPr>
+      </w:pPr>
+      <w:r>
+        <w:rPr>
+          <w:noProof/>
+        </w:rPr>
+        <w:drawing>
+          <wp:inline distT="0" distB="0" distL="0" distR="0" wp14:anchorId="08FBFB27" wp14:editId="1CC2EC05">
+            <wp:extent cx="5760720" cy="5268595"/>
+            <wp:effectExtent l="0" t="0" r="0" b="8255"/>
+            <wp:docPr id="1856433175" name="Picture 1"/>
+            <wp:cNvGraphicFramePr>
+              <a:graphicFrameLocks xmlns:a="http://schemas.openxmlformats.org/drawingml/2006/main" noChangeAspect="1"/>
+            </wp:cNvGraphicFramePr>
+            <a:graphic xmlns:a="http://schemas.openxmlformats.org/drawingml/2006/main">
+              <a:graphicData uri="http://schemas.openxmlformats.org/drawingml/2006/picture">
+                <pic:pic xmlns:pic="http://schemas.openxmlformats.org/drawingml/2006/picture">
+                  <pic:nvPicPr>
+                    <pic:cNvPr id="1856433175" name=""/>
+                    <pic:cNvPicPr/>
+                  </pic:nvPicPr>
+                  <pic:blipFill>
+                    <a:blip r:embed="rId7"/>
+                    <a:stretch>
+                      <a:fillRect/>
+                    </a:stretch>
+                  </pic:blipFill>
+                  <pic:spPr>
+                    <a:xfrm>
+                      <a:off x="0" y="0"/>
+                      <a:ext cx="5760720" cy="5268595"/>
+                    </a:xfrm>
+                    <a:prstGeom prst="rect">
+                      <a:avLst/>
+                    </a:prstGeom>
+                  </pic:spPr>
+                </pic:pic>
+              </a:graphicData>
+            </a:graphic>
+          </wp:inline>
+        </w:drawing>
+      </w:r>
+    </w:p>
+    <w:p>
+      <w:pPr>
+        <w:jc w:val="center"/>
+        <w:rPr>
+          <w:rFonts w:ascii="Times New Roman" w:hAnsi="Times New Roman" w:cs="Times New Roman"/>
+          <w:sz w:val="24"/>
+          <w:szCs w:val="24"/>
+        </w:rPr>
+      </w:pPr>
+      <w:r>
+        <w:rPr>
+          <w:rFonts w:ascii="Times New Roman" w:hAnsi="Times New Roman" w:cs="Times New Roman"/>
+          <w:b/>
+          <w:bCs/>
+          <w:sz w:val="24"/>
+          <w:szCs w:val="24"/>
+        </w:rPr>
+        <w:t>Figure 3.</w:t>
+      </w:r>
+      <w:r>
+        <w:rPr>
+          <w:rFonts w:ascii="Times New Roman" w:hAnsi="Times New Roman" w:cs="Times New Roman"/>
+          <w:sz w:val="24"/>
+          <w:szCs w:val="24"/>
+        </w:rPr>
+        <w:t xml:space="preserve"> Environment Data type</w:t>
+      </w:r>
+    </w:p>
+    <w:p>
+      <w:pPr>
+        <w:rPr>
+          <w:rFonts w:ascii="Times New Roman" w:hAnsi="Times New Roman" w:cs="Times New Roman"/>
+          <w:sz w:val="24"/>
+          <w:szCs w:val="24"/>
+        </w:rPr>
+      </w:pPr>
+    </w:p>
+    <w:p>
+      <w:pPr>
+        <w:rPr>
+          <w:rFonts w:ascii="Times New Roman" w:hAnsi="Times New Roman" w:cs="Times New Roman"/>
+          <w:b/>
+          <w:bCs/>
+          <w:sz w:val="24"/>
+          <w:szCs w:val="24"/>
+        </w:rPr>
+      </w:pPr>
+    </w:p>
+    <w:p>
+      <w:pPr>
+        <w:rPr>
+          <w:rFonts w:ascii="Times New Roman" w:hAnsi="Times New Roman" w:cs="Times New Roman"/>
+          <w:b/>
+          <w:bCs/>
+          <w:sz w:val="24"/>
+          <w:szCs w:val="24"/>
+        </w:rPr>
+      </w:pPr>
+    </w:p>
+    <w:p>
+      <w:pPr>
+        <w:rPr>
+          <w:rFonts w:ascii="Times New Roman" w:hAnsi="Times New Roman" w:cs="Times New Roman"/>
+          <w:b/>
+          <w:bCs/>
+          <w:sz w:val="24"/>
+          <w:szCs w:val="24"/>
+        </w:rPr>
+      </w:pPr>
+    </w:p>
+    <w:p>
+      <w:pPr>
+        <w:rPr>
+          <w:rFonts w:ascii="Times New Roman" w:hAnsi="Times New Roman" w:cs="Times New Roman"/>
+          <w:b/>
+          <w:bCs/>
+          <w:sz w:val="24"/>
+          <w:szCs w:val="24"/>
+        </w:rPr>
+      </w:pPr>
+    </w:p>
+    <w:p>
+      <w:pPr>
+        <w:rPr>
+          <w:rFonts w:ascii="Times New Roman" w:hAnsi="Times New Roman" w:cs="Times New Roman"/>
+          <w:b/>
+          <w:bCs/>
+          <w:sz w:val="24"/>
+          <w:szCs w:val="24"/>
+        </w:rPr>
+      </w:pPr>
+    </w:p>
+    <w:p>
+      <w:pPr>
+        <w:rPr>
+          <w:rFonts w:ascii="Times New Roman" w:hAnsi="Times New Roman" w:cs="Times New Roman"/>
+          <w:b/>
+          <w:bCs/>
+          <w:sz w:val="24"/>
+          <w:szCs w:val="24"/>
+        </w:rPr>
+      </w:pPr>
+    </w:p>
+    <w:p>
+      <w:pPr>
+        <w:rPr>
+          <w:rFonts w:ascii="Times New Roman" w:hAnsi="Times New Roman" w:cs="Times New Roman"/>
+          <w:b/>
+          <w:bCs/>
+          <w:sz w:val="24"/>
+          <w:szCs w:val="24"/>
+        </w:rPr>
+      </w:pPr>
+      <w:r>
+        <w:rPr>
+          <w:rFonts w:ascii="Times New Roman" w:hAnsi="Times New Roman" w:cs="Times New Roman"/>
+          <w:b/>
+          <w:bCs/>
+          <w:sz w:val="24"/>
+          <w:szCs w:val="24"/>
+        </w:rPr>
+        <w:lastRenderedPageBreak/>
+        <w:t xml:space="preserve">Inside </w:t>
       </w:r>
       <w:proofErr w:type="spellStart"/>
       <w:r>
         <w:rPr>
           <w:rFonts w:ascii="Times New Roman" w:hAnsi="Times New Roman" w:cs="Times New Roman"/>
-          <w:sz w:val="24"/>
-          <w:szCs w:val="24"/>
-        </w:rPr>
-        <w:t>environments.rkt</w:t>
+          <w:b/>
+          <w:bCs/>
+          <w:sz w:val="24"/>
+          <w:szCs w:val="24"/>
+        </w:rPr>
+        <w:t>Environments.rkt</w:t>
       </w:r>
       <w:proofErr w:type="spellEnd"/>
       <w:r>
         <w:rPr>
           <w:rFonts w:ascii="Times New Roman" w:hAnsi="Times New Roman" w:cs="Times New Roman"/>
-          <w:sz w:val="24"/>
-          <w:szCs w:val="24"/>
-        </w:rPr>
-        <w:t>, data-</w:t>
+          <w:b/>
+          <w:bCs/>
+          <w:sz w:val="24"/>
+          <w:szCs w:val="24"/>
+        </w:rPr>
+        <w:t>:</w:t>
+      </w:r>
+    </w:p>
+    <w:p>
+      <w:pPr>
+        <w:rPr>
+          <w:rFonts w:ascii="Times New Roman" w:hAnsi="Times New Roman" w:cs="Times New Roman"/>
+          <w:b/>
+          <w:bCs/>
+          <w:sz w:val="24"/>
+          <w:szCs w:val="24"/>
+        </w:rPr>
+      </w:pPr>
+      <w:r>
+        <w:rPr>
+          <w:noProof/>
+        </w:rPr>
+        <w:drawing>
+          <wp:inline distT="0" distB="0" distL="0" distR="0" wp14:anchorId="2C196F7F" wp14:editId="23B8A416">
+            <wp:extent cx="5760720" cy="1717040"/>
+            <wp:effectExtent l="0" t="0" r="0" b="0"/>
+            <wp:docPr id="1745541424" name="Picture 1"/>
+            <wp:cNvGraphicFramePr>
+              <a:graphicFrameLocks xmlns:a="http://schemas.openxmlformats.org/drawingml/2006/main" noChangeAspect="1"/>
+            </wp:cNvGraphicFramePr>
+            <a:graphic xmlns:a="http://schemas.openxmlformats.org/drawingml/2006/main">
+              <a:graphicData uri="http://schemas.openxmlformats.org/drawingml/2006/picture">
+                <pic:pic xmlns:pic="http://schemas.openxmlformats.org/drawingml/2006/picture">
+                  <pic:nvPicPr>
+                    <pic:cNvPr id="1745541424" name=""/>
+                    <pic:cNvPicPr/>
+                  </pic:nvPicPr>
+                  <pic:blipFill>
+                    <a:blip r:embed="rId8"/>
+                    <a:stretch>
+                      <a:fillRect/>
+                    </a:stretch>
+                  </pic:blipFill>
+                  <pic:spPr>
+                    <a:xfrm>
+                      <a:off x="0" y="0"/>
+                      <a:ext cx="5760720" cy="1717040"/>
+                    </a:xfrm>
+                    <a:prstGeom prst="rect">
+                      <a:avLst/>
+                    </a:prstGeom>
+                  </pic:spPr>
+                </pic:pic>
+              </a:graphicData>
+            </a:graphic>
+          </wp:inline>
+        </w:drawing>
+      </w:r>
+    </w:p>
+    <w:p>
+      <w:pPr>
+        <w:jc w:val="center"/>
+        <w:rPr>
+          <w:rFonts w:ascii="Times New Roman" w:hAnsi="Times New Roman" w:cs="Times New Roman"/>
+          <w:sz w:val="24"/>
+          <w:szCs w:val="24"/>
+        </w:rPr>
+      </w:pPr>
+      <w:r>
+        <w:rPr>
+          <w:noProof/>
+        </w:rPr>
+        <w:drawing>
+          <wp:inline distT="0" distB="0" distL="0" distR="0" wp14:anchorId="4DA10BA0" wp14:editId="75CFCD57">
+            <wp:extent cx="5760720" cy="5483860"/>
+            <wp:effectExtent l="0" t="0" r="0" b="2540"/>
+            <wp:docPr id="668893431" name="Picture 1"/>
+            <wp:cNvGraphicFramePr>
+              <a:graphicFrameLocks xmlns:a="http://schemas.openxmlformats.org/drawingml/2006/main" noChangeAspect="1"/>
+            </wp:cNvGraphicFramePr>
+            <a:graphic xmlns:a="http://schemas.openxmlformats.org/drawingml/2006/main">
+              <a:graphicData uri="http://schemas.openxmlformats.org/drawingml/2006/picture">
+                <pic:pic xmlns:pic="http://schemas.openxmlformats.org/drawingml/2006/picture">
+                  <pic:nvPicPr>
+                    <pic:cNvPr id="668893431" name=""/>
+                    <pic:cNvPicPr/>
+                  </pic:nvPicPr>
+                  <pic:blipFill>
+                    <a:blip r:embed="rId9"/>
+                    <a:stretch>
+                      <a:fillRect/>
+                    </a:stretch>
+                  </pic:blipFill>
+                  <pic:spPr>
+                    <a:xfrm>
+                      <a:off x="0" y="0"/>
+                      <a:ext cx="5760720" cy="5483860"/>
+                    </a:xfrm>
+                    <a:prstGeom prst="rect">
+                      <a:avLst/>
+                    </a:prstGeom>
+                  </pic:spPr>
+                </pic:pic>
+              </a:graphicData>
+            </a:graphic>
+          </wp:inline>
+        </w:drawing>
+      </w:r>
+    </w:p>
+    <w:p>
+      <w:pPr>
+        <w:jc w:val="center"/>
+        <w:rPr>
+          <w:rFonts w:ascii="Times New Roman" w:hAnsi="Times New Roman" w:cs="Times New Roman"/>
+          <w:sz w:val="24"/>
+          <w:szCs w:val="24"/>
+        </w:rPr>
+      </w:pPr>
+      <w:r>
+        <w:rPr>
+          <w:rFonts w:ascii="Times New Roman" w:hAnsi="Times New Roman" w:cs="Times New Roman"/>
+          <w:b/>
+          <w:bCs/>
+          <w:sz w:val="24"/>
+          <w:szCs w:val="24"/>
+        </w:rPr>
+        <w:t xml:space="preserve">Figure 4. </w:t>
+      </w:r>
+      <w:r>
+        <w:rPr>
+          <w:rFonts w:ascii="Times New Roman" w:hAnsi="Times New Roman" w:cs="Times New Roman"/>
+          <w:sz w:val="24"/>
+          <w:szCs w:val="24"/>
+        </w:rPr>
+        <w:t xml:space="preserve">Constructor and extractors of environment, </w:t>
+      </w:r>
+      <w:r>
+        <w:rPr>
+          <w:rFonts w:ascii="Times New Roman" w:hAnsi="Times New Roman" w:cs="Times New Roman"/>
+          <w:sz w:val="24"/>
+          <w:szCs w:val="24"/>
+        </w:rPr>
+        <w:t>initialization, import</w:t>
+      </w:r>
+    </w:p>
+    <w:p>
+      <w:pPr>
+        <w:rPr>
+          <w:rFonts w:ascii="Times New Roman" w:hAnsi="Times New Roman" w:cs="Times New Roman"/>
+          <w:sz w:val="24"/>
+          <w:szCs w:val="24"/>
+        </w:rPr>
+      </w:pPr>
+    </w:p>
+    <w:p>
+      <w:pPr>
+        <w:rPr>
+          <w:rFonts w:ascii="Times New Roman" w:hAnsi="Times New Roman" w:cs="Times New Roman"/>
+          <w:sz w:val="24"/>
+          <w:szCs w:val="24"/>
+        </w:rPr>
+      </w:pPr>
+    </w:p>
+    <w:p>
+      <w:pPr>
+        <w:rPr>
+          <w:rFonts w:ascii="Times New Roman" w:hAnsi="Times New Roman" w:cs="Times New Roman"/>
+          <w:sz w:val="24"/>
+          <w:szCs w:val="24"/>
+        </w:rPr>
+      </w:pPr>
+    </w:p>
+    <w:p>
+      <w:pPr>
+        <w:rPr>
+          <w:rFonts w:ascii="Times New Roman" w:hAnsi="Times New Roman" w:cs="Times New Roman"/>
+          <w:sz w:val="24"/>
+          <w:szCs w:val="24"/>
+        </w:rPr>
+      </w:pPr>
+      <w:r>
+        <w:rPr>
+          <w:rFonts w:ascii="Times New Roman" w:hAnsi="Times New Roman" w:cs="Times New Roman"/>
+          <w:sz w:val="24"/>
+          <w:szCs w:val="24"/>
+        </w:rPr>
+        <w:lastRenderedPageBreak/>
+        <w:t xml:space="preserve">Inside </w:t>
       </w:r>
       <w:proofErr w:type="spellStart"/>
       <w:r>
@@ -816,7 +2131,7 @@
           <w:sz w:val="24"/>
           <w:szCs w:val="24"/>
         </w:rPr>
-        <w:t>structures.rkt</w:t>
+        <w:t>lang.rkt</w:t>
       </w:r>
       <w:proofErr w:type="spellEnd"/>
       <w:r>
@@ -825,7 +2140,102 @@
           <w:sz w:val="24"/>
           <w:szCs w:val="24"/>
         </w:rPr>
-        <w:t xml:space="preserve">, parser machinery, </w:t>
+        <w:t>:</w:t>
+      </w:r>
+    </w:p>
+    <w:p>
+      <w:pPr>
+        <w:jc w:val="center"/>
+        <w:rPr>
+          <w:rFonts w:ascii="Times New Roman" w:hAnsi="Times New Roman" w:cs="Times New Roman"/>
+          <w:sz w:val="24"/>
+          <w:szCs w:val="24"/>
+        </w:rPr>
+      </w:pPr>
+      <w:r>
+        <w:rPr>
+          <w:noProof/>
+        </w:rPr>
+        <w:drawing>
+          <wp:inline distT="0" distB="0" distL="0" distR="0" wp14:anchorId="047A63D1" wp14:editId="7034D071">
+            <wp:extent cx="5760720" cy="967740"/>
+            <wp:effectExtent l="0" t="0" r="0" b="3810"/>
+            <wp:docPr id="2137944515" name="Picture 1"/>
+            <wp:cNvGraphicFramePr>
+              <a:graphicFrameLocks xmlns:a="http://schemas.openxmlformats.org/drawingml/2006/main" noChangeAspect="1"/>
+            </wp:cNvGraphicFramePr>
+            <a:graphic xmlns:a="http://schemas.openxmlformats.org/drawingml/2006/main">
+              <a:graphicData uri="http://schemas.openxmlformats.org/drawingml/2006/picture">
+                <pic:pic xmlns:pic="http://schemas.openxmlformats.org/drawingml/2006/picture">
+                  <pic:nvPicPr>
+                    <pic:cNvPr id="2137944515" name=""/>
+                    <pic:cNvPicPr/>
+                  </pic:nvPicPr>
+                  <pic:blipFill>
+                    <a:blip r:embed="rId10"/>
+                    <a:stretch>
+                      <a:fillRect/>
+                    </a:stretch>
+                  </pic:blipFill>
+                  <pic:spPr>
+                    <a:xfrm>
+                      <a:off x="0" y="0"/>
+                      <a:ext cx="5760720" cy="967740"/>
+                    </a:xfrm>
+                    <a:prstGeom prst="rect">
+                      <a:avLst/>
+                    </a:prstGeom>
+                  </pic:spPr>
+                </pic:pic>
+              </a:graphicData>
+            </a:graphic>
+          </wp:inline>
+        </w:drawing>
+      </w:r>
+    </w:p>
+    <w:p>
+      <w:pPr>
+        <w:jc w:val="center"/>
+        <w:rPr>
+          <w:rFonts w:ascii="Times New Roman" w:hAnsi="Times New Roman" w:cs="Times New Roman"/>
+          <w:sz w:val="24"/>
+          <w:szCs w:val="24"/>
+        </w:rPr>
+      </w:pPr>
+      <w:r>
+        <w:rPr>
+          <w:rFonts w:ascii="Times New Roman" w:hAnsi="Times New Roman" w:cs="Times New Roman"/>
+          <w:b/>
+          <w:bCs/>
+          <w:sz w:val="24"/>
+          <w:szCs w:val="24"/>
+        </w:rPr>
+        <w:t>Figure 5.</w:t>
+      </w:r>
+      <w:r>
+        <w:rPr>
+          <w:rFonts w:ascii="Times New Roman" w:hAnsi="Times New Roman" w:cs="Times New Roman"/>
+          <w:sz w:val="24"/>
+          <w:szCs w:val="24"/>
+        </w:rPr>
+        <w:t xml:space="preserve"> Scanner-Parser</w:t>
+      </w:r>
+    </w:p>
+    <w:p>
+      <w:pPr>
+        <w:rPr>
+          <w:rFonts w:ascii="Times New Roman" w:hAnsi="Times New Roman" w:cs="Times New Roman"/>
+          <w:sz w:val="24"/>
+          <w:szCs w:val="24"/>
+        </w:rPr>
+      </w:pPr>
+      <w:r>
+        <w:rPr>
+          <w:rFonts w:ascii="Times New Roman" w:hAnsi="Times New Roman" w:cs="Times New Roman"/>
+          <w:sz w:val="24"/>
+          <w:szCs w:val="24"/>
+        </w:rPr>
+        <w:t xml:space="preserve">Inside </w:t>
       </w:r>
       <w:proofErr w:type="spellStart"/>
       <w:r>
@@ -834,7 +2244,7 @@
           <w:sz w:val="24"/>
           <w:szCs w:val="24"/>
         </w:rPr>
-        <w:t>lang.rkt</w:t>
+        <w:t>interp.rkt</w:t>
       </w:r>
       <w:proofErr w:type="spellEnd"/>
       <w:r>
@@ -843,89 +2253,86 @@
           <w:sz w:val="24"/>
           <w:szCs w:val="24"/>
         </w:rPr>
-        <w:t xml:space="preserve"> and </w:t>
-      </w:r>
-      <w:proofErr w:type="spellStart"/>
-      <w:r>
-        <w:rPr>
-          <w:rFonts w:ascii="Times New Roman" w:hAnsi="Times New Roman" w:cs="Times New Roman"/>
-          <w:sz w:val="24"/>
-          <w:szCs w:val="24"/>
-        </w:rPr>
-        <w:t>interp.rkt</w:t>
-      </w:r>
-      <w:proofErr w:type="spellEnd"/>
-      <w:r>
-        <w:rPr>
-          <w:rFonts w:ascii="Times New Roman" w:hAnsi="Times New Roman" w:cs="Times New Roman"/>
-          <w:sz w:val="24"/>
-          <w:szCs w:val="24"/>
-        </w:rPr>
-        <w:t xml:space="preserve"> refers to implementation.</w:t>
-      </w:r>
-    </w:p>
-    <w:p>
-      <w:pPr>
-        <w:rPr>
-          <w:rFonts w:ascii="Times New Roman" w:hAnsi="Times New Roman" w:cs="Times New Roman"/>
-          <w:sz w:val="24"/>
-          <w:szCs w:val="24"/>
-        </w:rPr>
-      </w:pPr>
-    </w:p>
-    <w:p>
-      <w:pPr>
-        <w:rPr>
-          <w:rFonts w:ascii="Times New Roman" w:hAnsi="Times New Roman" w:cs="Times New Roman"/>
-          <w:sz w:val="24"/>
-          <w:szCs w:val="24"/>
-        </w:rPr>
-      </w:pPr>
-    </w:p>
-    <w:p>
-      <w:pPr>
-        <w:rPr>
-          <w:rFonts w:ascii="Times New Roman" w:hAnsi="Times New Roman" w:cs="Times New Roman"/>
-          <w:sz w:val="24"/>
-          <w:szCs w:val="24"/>
-        </w:rPr>
-      </w:pPr>
-    </w:p>
-    <w:p>
-      <w:pPr>
-        <w:rPr>
-          <w:rFonts w:ascii="Times New Roman" w:hAnsi="Times New Roman" w:cs="Times New Roman"/>
-          <w:sz w:val="24"/>
-          <w:szCs w:val="24"/>
-        </w:rPr>
-      </w:pPr>
-    </w:p>
-    <w:p>
-      <w:pPr>
-        <w:rPr>
-          <w:rFonts w:ascii="Times New Roman" w:hAnsi="Times New Roman" w:cs="Times New Roman"/>
-          <w:sz w:val="24"/>
-          <w:szCs w:val="24"/>
-        </w:rPr>
-      </w:pPr>
-    </w:p>
-    <w:p>
-      <w:pPr>
-        <w:rPr>
-          <w:rFonts w:ascii="Times New Roman" w:hAnsi="Times New Roman" w:cs="Times New Roman"/>
-          <w:sz w:val="24"/>
-          <w:szCs w:val="24"/>
-        </w:rPr>
-      </w:pPr>
-    </w:p>
-    <w:p>
-      <w:pPr>
-        <w:rPr>
-          <w:rFonts w:ascii="Times New Roman" w:hAnsi="Times New Roman" w:cs="Times New Roman"/>
-          <w:sz w:val="24"/>
-          <w:szCs w:val="24"/>
-        </w:rPr>
-      </w:pPr>
+        <w:t>:</w:t>
+      </w:r>
+    </w:p>
+    <w:p>
+      <w:pPr>
+        <w:jc w:val="center"/>
+        <w:rPr>
+          <w:rFonts w:ascii="Times New Roman" w:hAnsi="Times New Roman" w:cs="Times New Roman"/>
+          <w:sz w:val="24"/>
+          <w:szCs w:val="24"/>
+        </w:rPr>
+      </w:pPr>
+      <w:r>
+        <w:rPr>
+          <w:noProof/>
+        </w:rPr>
+        <w:drawing>
+          <wp:inline distT="0" distB="0" distL="0" distR="0" wp14:anchorId="041A0489" wp14:editId="5B65D7A5">
+            <wp:extent cx="5760720" cy="5403215"/>
+            <wp:effectExtent l="0" t="0" r="0" b="6985"/>
+            <wp:docPr id="594909000" name="Picture 1"/>
+            <wp:cNvGraphicFramePr>
+              <a:graphicFrameLocks xmlns:a="http://schemas.openxmlformats.org/drawingml/2006/main" noChangeAspect="1"/>
+            </wp:cNvGraphicFramePr>
+            <a:graphic xmlns:a="http://schemas.openxmlformats.org/drawingml/2006/main">
+              <a:graphicData uri="http://schemas.openxmlformats.org/drawingml/2006/picture">
+                <pic:pic xmlns:pic="http://schemas.openxmlformats.org/drawingml/2006/picture">
+                  <pic:nvPicPr>
+                    <pic:cNvPr id="594909000" name=""/>
+                    <pic:cNvPicPr/>
+                  </pic:nvPicPr>
+                  <pic:blipFill>
+                    <a:blip r:embed="rId11"/>
+                    <a:stretch>
+                      <a:fillRect/>
+                    </a:stretch>
+                  </pic:blipFill>
+                  <pic:spPr>
+                    <a:xfrm>
+                      <a:off x="0" y="0"/>
+                      <a:ext cx="5760720" cy="5403215"/>
+                    </a:xfrm>
+                    <a:prstGeom prst="rect">
+                      <a:avLst/>
+                    </a:prstGeom>
+                  </pic:spPr>
+                </pic:pic>
+              </a:graphicData>
+            </a:graphic>
+          </wp:inline>
+        </w:drawing>
+      </w:r>
+    </w:p>
+    <w:p>
+      <w:pPr>
+        <w:jc w:val="center"/>
+        <w:rPr>
+          <w:rFonts w:ascii="Times New Roman" w:hAnsi="Times New Roman" w:cs="Times New Roman"/>
+          <w:sz w:val="24"/>
+          <w:szCs w:val="24"/>
+        </w:rPr>
+      </w:pPr>
+      <w:r>
+        <w:rPr>
+          <w:rFonts w:ascii="Times New Roman" w:hAnsi="Times New Roman" w:cs="Times New Roman"/>
+          <w:b/>
+          <w:bCs/>
+          <w:sz w:val="24"/>
+          <w:szCs w:val="24"/>
+        </w:rPr>
+        <w:t>Figure 6.</w:t>
+      </w:r>
+      <w:r>
+        <w:rPr>
+          <w:rFonts w:ascii="Times New Roman" w:hAnsi="Times New Roman" w:cs="Times New Roman"/>
+          <w:sz w:val="24"/>
+          <w:szCs w:val="24"/>
+        </w:rPr>
+        <w:t xml:space="preserve"> Behavior implementation</w:t>
+      </w:r>
     </w:p>
     <w:p>
       <w:pPr>
@@ -983,6 +2390,9 @@
         </w:rPr>
       </w:pPr>
       <w:r>
+        <w:rPr>
+          <w:noProof/>
+        </w:rPr>
         <w:drawing>
           <wp:inline distT="0" distB="0" distL="0" distR="0" wp14:anchorId="2D52F750" wp14:editId="5FCC64DB">
             <wp:extent cx="5760720" cy="2807335"/>
@@ -999,7 +2409,7 @@
                     <pic:cNvPicPr/>
                   </pic:nvPicPr>
                   <pic:blipFill>
-                    <a:blip r:embed="rId7"/>
+                    <a:blip r:embed="rId12"/>
                     <a:stretch>
                       <a:fillRect/>
                     </a:stretch>
@@ -1039,6 +2449,9 @@
     </w:p>
     <w:p>
       <w:r>
+        <w:rPr>
+          <w:noProof/>
+        </w:rPr>
         <w:drawing>
           <wp:inline distT="0" distB="0" distL="0" distR="0" wp14:anchorId="42F5D8C9" wp14:editId="4E1EA058">
             <wp:extent cx="5760720" cy="2510790"/>
@@ -1055,7 +2468,7 @@
                     <pic:cNvPicPr/>
                   </pic:nvPicPr>
                   <pic:blipFill>
-                    <a:blip r:embed="rId8"/>
+                    <a:blip r:embed="rId13"/>
                     <a:stretch>
                       <a:fillRect/>
                     </a:stretch>
@@ -1109,10 +2522,7 @@
         <w:t xml:space="preserve"> </w:t>
       </w:r>
       <w:r>
-        <w:t>t</w:t>
-      </w:r>
-      <w:r>
-        <w:t>he object is represented as a procedure, and operations on it are performed by calling that procedure.</w:t>
+        <w:t>the object is represented as a procedure, and operations on it are performed by calling that procedure.</w:t>
       </w:r>
     </w:p>
     <w:p/>
@@ -1142,6 +2552,9 @@
         <w:jc w:val="center"/>
       </w:pPr>
       <w:r>
+        <w:rPr>
+          <w:noProof/>
+        </w:rPr>
         <w:drawing>
           <wp:inline distT="0" distB="0" distL="0" distR="0" wp14:anchorId="363EC858" wp14:editId="2198B2C9">
             <wp:extent cx="5534025" cy="1381125"/>
@@ -1158,7 +2571,7 @@
                     <pic:cNvPicPr/>
                   </pic:nvPicPr>
                   <pic:blipFill>
-                    <a:blip r:embed="rId9"/>
+                    <a:blip r:embed="rId14"/>
                     <a:stretch>
                       <a:fillRect/>
                     </a:stretch>
@@ -1492,7 +2905,7 @@
                     <pic:cNvPicPr/>
                   </pic:nvPicPr>
                   <pic:blipFill>
-                    <a:blip r:embed="rId10"/>
+                    <a:blip r:embed="rId15"/>
                     <a:stretch>
                       <a:fillRect/>
                     </a:stretch>
@@ -1568,7 +2981,7 @@
                     <pic:cNvPicPr/>
                   </pic:nvPicPr>
                   <pic:blipFill>
-                    <a:blip r:embed="rId11"/>
+                    <a:blip r:embed="rId16"/>
                     <a:stretch>
                       <a:fillRect/>
                     </a:stretch>
@@ -1623,7 +3036,7 @@
                     <pic:cNvPicPr/>
                   </pic:nvPicPr>
                   <pic:blipFill>
-                    <a:blip r:embed="rId12"/>
+                    <a:blip r:embed="rId17"/>
                     <a:stretch>
                       <a:fillRect/>
                     </a:stretch>
@@ -1665,7 +3078,7 @@
                     <pic:cNvPicPr/>
                   </pic:nvPicPr>
                   <pic:blipFill>
-                    <a:blip r:embed="rId13"/>
+                    <a:blip r:embed="rId18"/>
                     <a:stretch>
                       <a:fillRect/>
                     </a:stretch>
@@ -1708,20 +3121,23 @@
       </w:r>
       <w:proofErr w:type="spellEnd"/>
       <w:r>
-        <w:t xml:space="preserve">, after “(cases expression exp” in (define value-of  </w:t>
+        <w:t>, after “(cases expression exp” in (define value-</w:t>
       </w:r>
       <w:proofErr w:type="gramStart"/>
       <w:r>
-        <w:t xml:space="preserve">  </w:t>
-      </w:r>
-      <w:r>
-        <w:t>:</w:t>
+        <w:t xml:space="preserve">of </w:t>
+      </w:r>
+      <w:r>
+        <w:t xml:space="preserve"> :</w:t>
       </w:r>
       <w:proofErr w:type="gramEnd"/>
     </w:p>
     <w:p>
       <w:r>
-        <w:t>Since list-exp takes no input, returns an empty list, we do (:</w:t>
+        <w:t xml:space="preserve">Since list-exp takes no input, returns an empty list, we </w:t>
+      </w:r>
+      <w:r>
+        <w:t>do:</w:t>
       </w:r>
     </w:p>
     <w:p>
@@ -1745,7 +3161,7 @@
                     <pic:cNvPicPr/>
                   </pic:nvPicPr>
                   <pic:blipFill>
-                    <a:blip r:embed="rId14"/>
+                    <a:blip r:embed="rId19"/>
                     <a:stretch>
                       <a:fillRect/>
                     </a:stretch>
@@ -1790,7 +3206,7 @@
           <w:noProof/>
         </w:rPr>
         <w:drawing>
-          <wp:inline distT="0" distB="0" distL="0" distR="0" wp14:anchorId="780B5696" wp14:editId="66059FF7">
+          <wp:inline distT="0" distB="0" distL="0" distR="0" wp14:anchorId="780B5696" wp14:editId="6F24AAAB">
             <wp:extent cx="4581525" cy="1828800"/>
             <wp:effectExtent l="0" t="0" r="9525" b="0"/>
             <wp:docPr id="864890316" name="Picture 1"/>
@@ -1805,7 +3221,7 @@
                     <pic:cNvPicPr/>
                   </pic:nvPicPr>
                   <pic:blipFill>
-                    <a:blip r:embed="rId15"/>
+                    <a:blip r:embed="rId20"/>
                     <a:stretch>
                       <a:fillRect/>
                     </a:stretch>
@@ -1828,11 +3244,11 @@
     </w:p>
     <w:p>
       <w:r>
-        <w:t>Cons-exp does not change exp</w:t>
+        <w:t xml:space="preserve">Cons-exp does not change </w:t>
       </w:r>
       <w:proofErr w:type="spellStart"/>
       <w:r>
-        <w:t>Val</w:t>
+        <w:t>expVal</w:t>
       </w:r>
       <w:proofErr w:type="spellEnd"/>
       <w:r>
@@ -1868,7 +3284,7 @@
                     <pic:cNvPicPr/>
                   </pic:nvPicPr>
                   <pic:blipFill>
-                    <a:blip r:embed="rId16"/>
+                    <a:blip r:embed="rId21"/>
                     <a:stretch>
                       <a:fillRect/>
                     </a:stretch>
@@ -1890,8 +3306,159 @@
       </w:r>
     </w:p>
     <w:p/>
-    <w:p/>
-    <w:p/>
+    <w:p>
+      <w:pPr>
+        <w:pStyle w:val="Heading3"/>
+      </w:pPr>
+      <w:r>
+        <w:lastRenderedPageBreak/>
+        <w:t>Mul-exp</w:t>
+      </w:r>
+    </w:p>
+    <w:p>
+      <w:pPr>
+        <w:rPr>
+          <w:rFonts w:ascii="Times New Roman" w:hAnsi="Times New Roman" w:cs="Times New Roman"/>
+          <w:sz w:val="24"/>
+          <w:szCs w:val="24"/>
+        </w:rPr>
+      </w:pPr>
+      <w:r>
+        <w:rPr>
+          <w:rFonts w:ascii="Times New Roman" w:hAnsi="Times New Roman" w:cs="Times New Roman"/>
+          <w:sz w:val="24"/>
+          <w:szCs w:val="24"/>
+        </w:rPr>
+        <w:t xml:space="preserve">Inside </w:t>
+      </w:r>
+      <w:proofErr w:type="spellStart"/>
+      <w:r>
+        <w:rPr>
+          <w:rFonts w:ascii="Times New Roman" w:hAnsi="Times New Roman" w:cs="Times New Roman"/>
+          <w:b/>
+          <w:bCs/>
+          <w:sz w:val="24"/>
+          <w:szCs w:val="24"/>
+        </w:rPr>
+        <w:t>lang.rkt</w:t>
+      </w:r>
+      <w:proofErr w:type="spellEnd"/>
+      <w:r>
+        <w:rPr>
+          <w:rFonts w:ascii="Times New Roman" w:hAnsi="Times New Roman" w:cs="Times New Roman"/>
+          <w:b/>
+          <w:bCs/>
+          <w:sz w:val="24"/>
+          <w:szCs w:val="24"/>
+        </w:rPr>
+        <w:t>:</w:t>
+      </w:r>
+    </w:p>
+    <w:p>
+      <w:r>
+        <w:rPr>
+          <w:noProof/>
+        </w:rPr>
+        <w:drawing>
+          <wp:inline distT="0" distB="0" distL="0" distR="0" wp14:anchorId="06FDB4FB" wp14:editId="4E14AF0A">
+            <wp:extent cx="4514850" cy="2457450"/>
+            <wp:effectExtent l="0" t="0" r="0" b="0"/>
+            <wp:docPr id="2073930576" name="Picture 1"/>
+            <wp:cNvGraphicFramePr>
+              <a:graphicFrameLocks xmlns:a="http://schemas.openxmlformats.org/drawingml/2006/main" noChangeAspect="1"/>
+            </wp:cNvGraphicFramePr>
+            <a:graphic xmlns:a="http://schemas.openxmlformats.org/drawingml/2006/main">
+              <a:graphicData uri="http://schemas.openxmlformats.org/drawingml/2006/picture">
+                <pic:pic xmlns:pic="http://schemas.openxmlformats.org/drawingml/2006/picture">
+                  <pic:nvPicPr>
+                    <pic:cNvPr id="2073930576" name=""/>
+                    <pic:cNvPicPr/>
+                  </pic:nvPicPr>
+                  <pic:blipFill>
+                    <a:blip r:embed="rId22"/>
+                    <a:stretch>
+                      <a:fillRect/>
+                    </a:stretch>
+                  </pic:blipFill>
+                  <pic:spPr>
+                    <a:xfrm>
+                      <a:off x="0" y="0"/>
+                      <a:ext cx="4514850" cy="2457450"/>
+                    </a:xfrm>
+                    <a:prstGeom prst="rect">
+                      <a:avLst/>
+                    </a:prstGeom>
+                  </pic:spPr>
+                </pic:pic>
+              </a:graphicData>
+            </a:graphic>
+          </wp:inline>
+        </w:drawing>
+      </w:r>
+    </w:p>
+    <w:p>
+      <w:r>
+        <w:t xml:space="preserve">Inside </w:t>
+      </w:r>
+      <w:proofErr w:type="spellStart"/>
+      <w:r>
+        <w:rPr>
+          <w:b/>
+          <w:bCs/>
+        </w:rPr>
+        <w:t>interp.rkt</w:t>
+      </w:r>
+      <w:proofErr w:type="spellEnd"/>
+      <w:r>
+        <w:rPr>
+          <w:b/>
+          <w:bCs/>
+        </w:rPr>
+        <w:t>:</w:t>
+      </w:r>
+    </w:p>
+    <w:p>
+      <w:r>
+        <w:rPr>
+          <w:noProof/>
+        </w:rPr>
+        <w:drawing>
+          <wp:inline distT="0" distB="0" distL="0" distR="0" wp14:anchorId="26ECEEC6" wp14:editId="41B61070">
+            <wp:extent cx="5760720" cy="2363470"/>
+            <wp:effectExtent l="0" t="0" r="0" b="0"/>
+            <wp:docPr id="1842153204" name="Picture 1"/>
+            <wp:cNvGraphicFramePr>
+              <a:graphicFrameLocks xmlns:a="http://schemas.openxmlformats.org/drawingml/2006/main" noChangeAspect="1"/>
+            </wp:cNvGraphicFramePr>
+            <a:graphic xmlns:a="http://schemas.openxmlformats.org/drawingml/2006/main">
+              <a:graphicData uri="http://schemas.openxmlformats.org/drawingml/2006/picture">
+                <pic:pic xmlns:pic="http://schemas.openxmlformats.org/drawingml/2006/picture">
+                  <pic:nvPicPr>
+                    <pic:cNvPr id="1842153204" name=""/>
+                    <pic:cNvPicPr/>
+                  </pic:nvPicPr>
+                  <pic:blipFill>
+                    <a:blip r:embed="rId23"/>
+                    <a:stretch>
+                      <a:fillRect/>
+                    </a:stretch>
+                  </pic:blipFill>
+                  <pic:spPr>
+                    <a:xfrm>
+                      <a:off x="0" y="0"/>
+                      <a:ext cx="5760720" cy="2363470"/>
+                    </a:xfrm>
+                    <a:prstGeom prst="rect">
+                      <a:avLst/>
+                    </a:prstGeom>
+                  </pic:spPr>
+                </pic:pic>
+              </a:graphicData>
+            </a:graphic>
+          </wp:inline>
+        </w:drawing>
+      </w:r>
+    </w:p>
     <w:p/>
     <w:p/>
     <w:p/>
@@ -2028,16 +3595,16 @@
     </w:lvl>
   </w:abstractNum>
   <w:abstractNum w:abstractNumId="1" w15:restartNumberingAfterBreak="0">
-    <w:nsid w:val="61C21981"/>
+    <w:nsid w:val="3F99099E"/>
     <w:multiLevelType w:val="hybridMultilevel"/>
-    <w:tmpl w:val="1218681E"/>
-    <w:lvl w:ilvl="0" w:tplc="041F0011">
+    <w:tmpl w:val="71CC41CE"/>
+    <w:lvl w:ilvl="0" w:tplc="89364786">
       <w:start w:val="1"/>
-      <w:numFmt w:val="decimal"/>
-      <w:lvlText w:val="%1)"/>
+      <w:numFmt w:val="lowerLetter"/>
+      <w:lvlText w:val="%1."/>
       <w:lvlJc w:val="left"/>
       <w:pPr>
-        <w:ind w:left="720" w:hanging="360"/>
+        <w:ind w:left="420" w:hanging="360"/>
       </w:pPr>
       <w:rPr>
         <w:rFonts w:hint="default"/>
@@ -2049,7 +3616,7 @@
       <w:lvlText w:val="%2."/>
       <w:lvlJc w:val="left"/>
       <w:pPr>
-        <w:ind w:left="1440" w:hanging="360"/>
+        <w:ind w:left="1140" w:hanging="360"/>
       </w:pPr>
     </w:lvl>
     <w:lvl w:ilvl="2" w:tplc="041F001B" w:tentative="1">
@@ -2058,7 +3625,7 @@
       <w:lvlText w:val="%3."/>
       <w:lvlJc w:val="right"/>
       <w:pPr>
-        <w:ind w:left="2160" w:hanging="180"/>
+        <w:ind w:left="1860" w:hanging="180"/>
       </w:pPr>
     </w:lvl>
     <w:lvl w:ilvl="3" w:tplc="041F000F" w:tentative="1">
@@ -2067,7 +3634,7 @@
       <w:lvlText w:val="%4."/>
       <w:lvlJc w:val="left"/>
       <w:pPr>
-        <w:ind w:left="2880" w:hanging="360"/>
+        <w:ind w:left="2580" w:hanging="360"/>
       </w:pPr>
     </w:lvl>
     <w:lvl w:ilvl="4" w:tplc="041F0019" w:tentative="1">
@@ -2076,7 +3643,7 @@
       <w:lvlText w:val="%5."/>
       <w:lvlJc w:val="left"/>
       <w:pPr>
-        <w:ind w:left="3600" w:hanging="360"/>
+        <w:ind w:left="3300" w:hanging="360"/>
       </w:pPr>
     </w:lvl>
     <w:lvl w:ilvl="5" w:tplc="041F001B" w:tentative="1">
@@ -2085,7 +3652,7 @@
       <w:lvlText w:val="%6."/>
       <w:lvlJc w:val="right"/>
       <w:pPr>
-        <w:ind w:left="4320" w:hanging="180"/>
+        <w:ind w:left="4020" w:hanging="180"/>
       </w:pPr>
     </w:lvl>
     <w:lvl w:ilvl="6" w:tplc="041F000F" w:tentative="1">
@@ -2094,7 +3661,7 @@
       <w:lvlText w:val="%7."/>
       <w:lvlJc w:val="left"/>
       <w:pPr>
-        <w:ind w:left="5040" w:hanging="360"/>
+        <w:ind w:left="4740" w:hanging="360"/>
       </w:pPr>
     </w:lvl>
     <w:lvl w:ilvl="7" w:tplc="041F0019" w:tentative="1">
@@ -2103,7 +3670,7 @@
       <w:lvlText w:val="%8."/>
       <w:lvlJc w:val="left"/>
       <w:pPr>
-        <w:ind w:left="5760" w:hanging="360"/>
+        <w:ind w:left="5460" w:hanging="360"/>
       </w:pPr>
     </w:lvl>
     <w:lvl w:ilvl="8" w:tplc="041F001B" w:tentative="1">
@@ -2112,14 +3679,14 @@
       <w:lvlText w:val="%9."/>
       <w:lvlJc w:val="right"/>
       <w:pPr>
-        <w:ind w:left="6480" w:hanging="180"/>
+        <w:ind w:left="6180" w:hanging="180"/>
       </w:pPr>
     </w:lvl>
   </w:abstractNum>
   <w:abstractNum w:abstractNumId="2" w15:restartNumberingAfterBreak="0">
-    <w:nsid w:val="6F8E63FA"/>
+    <w:nsid w:val="61C21981"/>
     <w:multiLevelType w:val="hybridMultilevel"/>
-    <w:tmpl w:val="F64ECD74"/>
+    <w:tmpl w:val="1218681E"/>
     <w:lvl w:ilvl="0" w:tplc="041F0011">
       <w:start w:val="1"/>
       <w:numFmt w:val="decimal"/>
@@ -2205,14 +3772,290 @@
       </w:pPr>
     </w:lvl>
   </w:abstractNum>
+  <w:abstractNum w:abstractNumId="3" w15:restartNumberingAfterBreak="0">
+    <w:nsid w:val="68A67F54"/>
+    <w:multiLevelType w:val="hybridMultilevel"/>
+    <w:tmpl w:val="5FCA4496"/>
+    <w:lvl w:ilvl="0" w:tplc="041F0011">
+      <w:start w:val="1"/>
+      <w:numFmt w:val="decimal"/>
+      <w:lvlText w:val="%1)"/>
+      <w:lvlJc w:val="left"/>
+      <w:pPr>
+        <w:ind w:left="720" w:hanging="360"/>
+      </w:pPr>
+      <w:rPr>
+        <w:rFonts w:hint="default"/>
+      </w:rPr>
+    </w:lvl>
+    <w:lvl w:ilvl="1" w:tplc="041F0019">
+      <w:start w:val="1"/>
+      <w:numFmt w:val="lowerLetter"/>
+      <w:lvlText w:val="%2."/>
+      <w:lvlJc w:val="left"/>
+      <w:pPr>
+        <w:ind w:left="1440" w:hanging="360"/>
+      </w:pPr>
+    </w:lvl>
+    <w:lvl w:ilvl="2" w:tplc="041F001B" w:tentative="1">
+      <w:start w:val="1"/>
+      <w:numFmt w:val="lowerRoman"/>
+      <w:lvlText w:val="%3."/>
+      <w:lvlJc w:val="right"/>
+      <w:pPr>
+        <w:ind w:left="2160" w:hanging="180"/>
+      </w:pPr>
+    </w:lvl>
+    <w:lvl w:ilvl="3" w:tplc="041F000F" w:tentative="1">
+      <w:start w:val="1"/>
+      <w:numFmt w:val="decimal"/>
+      <w:lvlText w:val="%4."/>
+      <w:lvlJc w:val="left"/>
+      <w:pPr>
+        <w:ind w:left="2880" w:hanging="360"/>
+      </w:pPr>
+    </w:lvl>
+    <w:lvl w:ilvl="4" w:tplc="041F0019" w:tentative="1">
+      <w:start w:val="1"/>
+      <w:numFmt w:val="lowerLetter"/>
+      <w:lvlText w:val="%5."/>
+      <w:lvlJc w:val="left"/>
+      <w:pPr>
+        <w:ind w:left="3600" w:hanging="360"/>
+      </w:pPr>
+    </w:lvl>
+    <w:lvl w:ilvl="5" w:tplc="041F001B" w:tentative="1">
+      <w:start w:val="1"/>
+      <w:numFmt w:val="lowerRoman"/>
+      <w:lvlText w:val="%6."/>
+      <w:lvlJc w:val="right"/>
+      <w:pPr>
+        <w:ind w:left="4320" w:hanging="180"/>
+      </w:pPr>
+    </w:lvl>
+    <w:lvl w:ilvl="6" w:tplc="041F000F" w:tentative="1">
+      <w:start w:val="1"/>
+      <w:numFmt w:val="decimal"/>
+      <w:lvlText w:val="%7."/>
+      <w:lvlJc w:val="left"/>
+      <w:pPr>
+        <w:ind w:left="5040" w:hanging="360"/>
+      </w:pPr>
+    </w:lvl>
+    <w:lvl w:ilvl="7" w:tplc="041F0019" w:tentative="1">
+      <w:start w:val="1"/>
+      <w:numFmt w:val="lowerLetter"/>
+      <w:lvlText w:val="%8."/>
+      <w:lvlJc w:val="left"/>
+      <w:pPr>
+        <w:ind w:left="5760" w:hanging="360"/>
+      </w:pPr>
+    </w:lvl>
+    <w:lvl w:ilvl="8" w:tplc="041F001B" w:tentative="1">
+      <w:start w:val="1"/>
+      <w:numFmt w:val="lowerRoman"/>
+      <w:lvlText w:val="%9."/>
+      <w:lvlJc w:val="right"/>
+      <w:pPr>
+        <w:ind w:left="6480" w:hanging="180"/>
+      </w:pPr>
+    </w:lvl>
+  </w:abstractNum>
+  <w:abstractNum w:abstractNumId="4" w15:restartNumberingAfterBreak="0">
+    <w:nsid w:val="693450A4"/>
+    <w:multiLevelType w:val="hybridMultilevel"/>
+    <w:tmpl w:val="33A240AC"/>
+    <w:lvl w:ilvl="0" w:tplc="041F0019">
+      <w:start w:val="1"/>
+      <w:numFmt w:val="lowerLetter"/>
+      <w:lvlText w:val="%1."/>
+      <w:lvlJc w:val="left"/>
+      <w:pPr>
+        <w:ind w:left="720" w:hanging="360"/>
+      </w:pPr>
+      <w:rPr>
+        <w:rFonts w:hint="default"/>
+      </w:rPr>
+    </w:lvl>
+    <w:lvl w:ilvl="1" w:tplc="041F0019" w:tentative="1">
+      <w:start w:val="1"/>
+      <w:numFmt w:val="lowerLetter"/>
+      <w:lvlText w:val="%2."/>
+      <w:lvlJc w:val="left"/>
+      <w:pPr>
+        <w:ind w:left="1440" w:hanging="360"/>
+      </w:pPr>
+    </w:lvl>
+    <w:lvl w:ilvl="2" w:tplc="041F001B" w:tentative="1">
+      <w:start w:val="1"/>
+      <w:numFmt w:val="lowerRoman"/>
+      <w:lvlText w:val="%3."/>
+      <w:lvlJc w:val="right"/>
+      <w:pPr>
+        <w:ind w:left="2160" w:hanging="180"/>
+      </w:pPr>
+    </w:lvl>
+    <w:lvl w:ilvl="3" w:tplc="041F000F" w:tentative="1">
+      <w:start w:val="1"/>
+      <w:numFmt w:val="decimal"/>
+      <w:lvlText w:val="%4."/>
+      <w:lvlJc w:val="left"/>
+      <w:pPr>
+        <w:ind w:left="2880" w:hanging="360"/>
+      </w:pPr>
+    </w:lvl>
+    <w:lvl w:ilvl="4" w:tplc="041F0019" w:tentative="1">
+      <w:start w:val="1"/>
+      <w:numFmt w:val="lowerLetter"/>
+      <w:lvlText w:val="%5."/>
+      <w:lvlJc w:val="left"/>
+      <w:pPr>
+        <w:ind w:left="3600" w:hanging="360"/>
+      </w:pPr>
+    </w:lvl>
+    <w:lvl w:ilvl="5" w:tplc="041F001B" w:tentative="1">
+      <w:start w:val="1"/>
+      <w:numFmt w:val="lowerRoman"/>
+      <w:lvlText w:val="%6."/>
+      <w:lvlJc w:val="right"/>
+      <w:pPr>
+        <w:ind w:left="4320" w:hanging="180"/>
+      </w:pPr>
+    </w:lvl>
+    <w:lvl w:ilvl="6" w:tplc="041F000F" w:tentative="1">
+      <w:start w:val="1"/>
+      <w:numFmt w:val="decimal"/>
+      <w:lvlText w:val="%7."/>
+      <w:lvlJc w:val="left"/>
+      <w:pPr>
+        <w:ind w:left="5040" w:hanging="360"/>
+      </w:pPr>
+    </w:lvl>
+    <w:lvl w:ilvl="7" w:tplc="041F0019" w:tentative="1">
+      <w:start w:val="1"/>
+      <w:numFmt w:val="lowerLetter"/>
+      <w:lvlText w:val="%8."/>
+      <w:lvlJc w:val="left"/>
+      <w:pPr>
+        <w:ind w:left="5760" w:hanging="360"/>
+      </w:pPr>
+    </w:lvl>
+    <w:lvl w:ilvl="8" w:tplc="041F001B" w:tentative="1">
+      <w:start w:val="1"/>
+      <w:numFmt w:val="lowerRoman"/>
+      <w:lvlText w:val="%9."/>
+      <w:lvlJc w:val="right"/>
+      <w:pPr>
+        <w:ind w:left="6480" w:hanging="180"/>
+      </w:pPr>
+    </w:lvl>
+  </w:abstractNum>
+  <w:abstractNum w:abstractNumId="5" w15:restartNumberingAfterBreak="0">
+    <w:nsid w:val="6F8E63FA"/>
+    <w:multiLevelType w:val="hybridMultilevel"/>
+    <w:tmpl w:val="F64ECD74"/>
+    <w:lvl w:ilvl="0" w:tplc="041F0011">
+      <w:start w:val="1"/>
+      <w:numFmt w:val="decimal"/>
+      <w:lvlText w:val="%1)"/>
+      <w:lvlJc w:val="left"/>
+      <w:pPr>
+        <w:ind w:left="720" w:hanging="360"/>
+      </w:pPr>
+      <w:rPr>
+        <w:rFonts w:hint="default"/>
+      </w:rPr>
+    </w:lvl>
+    <w:lvl w:ilvl="1" w:tplc="041F0019" w:tentative="1">
+      <w:start w:val="1"/>
+      <w:numFmt w:val="lowerLetter"/>
+      <w:lvlText w:val="%2."/>
+      <w:lvlJc w:val="left"/>
+      <w:pPr>
+        <w:ind w:left="1440" w:hanging="360"/>
+      </w:pPr>
+    </w:lvl>
+    <w:lvl w:ilvl="2" w:tplc="041F001B" w:tentative="1">
+      <w:start w:val="1"/>
+      <w:numFmt w:val="lowerRoman"/>
+      <w:lvlText w:val="%3."/>
+      <w:lvlJc w:val="right"/>
+      <w:pPr>
+        <w:ind w:left="2160" w:hanging="180"/>
+      </w:pPr>
+    </w:lvl>
+    <w:lvl w:ilvl="3" w:tplc="041F000F" w:tentative="1">
+      <w:start w:val="1"/>
+      <w:numFmt w:val="decimal"/>
+      <w:lvlText w:val="%4."/>
+      <w:lvlJc w:val="left"/>
+      <w:pPr>
+        <w:ind w:left="2880" w:hanging="360"/>
+      </w:pPr>
+    </w:lvl>
+    <w:lvl w:ilvl="4" w:tplc="041F0019" w:tentative="1">
+      <w:start w:val="1"/>
+      <w:numFmt w:val="lowerLetter"/>
+      <w:lvlText w:val="%5."/>
+      <w:lvlJc w:val="left"/>
+      <w:pPr>
+        <w:ind w:left="3600" w:hanging="360"/>
+      </w:pPr>
+    </w:lvl>
+    <w:lvl w:ilvl="5" w:tplc="041F001B" w:tentative="1">
+      <w:start w:val="1"/>
+      <w:numFmt w:val="lowerRoman"/>
+      <w:lvlText w:val="%6."/>
+      <w:lvlJc w:val="right"/>
+      <w:pPr>
+        <w:ind w:left="4320" w:hanging="180"/>
+      </w:pPr>
+    </w:lvl>
+    <w:lvl w:ilvl="6" w:tplc="041F000F" w:tentative="1">
+      <w:start w:val="1"/>
+      <w:numFmt w:val="decimal"/>
+      <w:lvlText w:val="%7."/>
+      <w:lvlJc w:val="left"/>
+      <w:pPr>
+        <w:ind w:left="5040" w:hanging="360"/>
+      </w:pPr>
+    </w:lvl>
+    <w:lvl w:ilvl="7" w:tplc="041F0019" w:tentative="1">
+      <w:start w:val="1"/>
+      <w:numFmt w:val="lowerLetter"/>
+      <w:lvlText w:val="%8."/>
+      <w:lvlJc w:val="left"/>
+      <w:pPr>
+        <w:ind w:left="5760" w:hanging="360"/>
+      </w:pPr>
+    </w:lvl>
+    <w:lvl w:ilvl="8" w:tplc="041F001B" w:tentative="1">
+      <w:start w:val="1"/>
+      <w:numFmt w:val="lowerRoman"/>
+      <w:lvlText w:val="%9."/>
+      <w:lvlJc w:val="right"/>
+      <w:pPr>
+        <w:ind w:left="6480" w:hanging="180"/>
+      </w:pPr>
+    </w:lvl>
+  </w:abstractNum>
   <w:num w:numId="1" w16cid:durableId="1378704880">
-    <w:abstractNumId w:val="2"/>
+    <w:abstractNumId w:val="5"/>
   </w:num>
   <w:num w:numId="2" w16cid:durableId="312829501">
-    <w:abstractNumId w:val="1"/>
+    <w:abstractNumId w:val="2"/>
   </w:num>
   <w:num w:numId="3" w16cid:durableId="1743940457">
     <w:abstractNumId w:val="0"/>
+  </w:num>
+  <w:num w:numId="4" w16cid:durableId="1942756848">
+    <w:abstractNumId w:val="3"/>
+  </w:num>
+  <w:num w:numId="5" w16cid:durableId="1697732998">
+    <w:abstractNumId w:val="1"/>
+  </w:num>
+  <w:num w:numId="6" w16cid:durableId="716272895">
+    <w:abstractNumId w:val="4"/>
   </w:num>
 </w:numbering>
 </file>
@@ -2821,6 +4664,7 @@
   <w:style w:type="character" w:default="1" w:styleId="DefaultParagraphFont">
     <w:name w:val="Default Paragraph Font"/>
     <w:uiPriority w:val="1"/>
+    <w:semiHidden/>
     <w:unhideWhenUsed/>
   </w:style>
   <w:style w:type="table" w:default="1" w:styleId="TableNormal">

--- a/report/report.docx
+++ b/report/report.docx
@@ -4,7 +4,6 @@
   <w:body>
     <w:p>
       <w:pPr>
-        <w:jc w:val="center"/>
         <w:rPr>
           <w:rFonts w:ascii="Times New Roman" w:hAnsi="Times New Roman" w:cs="Times New Roman"/>
           <w:sz w:val="56"/>
@@ -14,13 +13,77 @@
     </w:p>
     <w:p>
       <w:pPr>
-        <w:jc w:val="center"/>
         <w:rPr>
           <w:rFonts w:ascii="Times New Roman" w:hAnsi="Times New Roman" w:cs="Times New Roman"/>
           <w:sz w:val="56"/>
           <w:szCs w:val="56"/>
         </w:rPr>
       </w:pPr>
+      <w:r>
+        <w:fldChar w:fldCharType="begin"/>
+      </w:r>
+      <w:r>
+        <w:instrText xml:space="preserve"> INCLUDEPICTURE "https://upload.wikimedia.org/wikipedia/commons/thumb/2/24/Ko%C3%A7_University_logo.svg/3840px-Ko%C3%A7_University_logo.svg.png" \* MERGEFORMATINET </w:instrText>
+      </w:r>
+      <w:r>
+        <w:fldChar w:fldCharType="separate"/>
+      </w:r>
+      <w:r>
+        <w:rPr>
+          <w:noProof/>
+        </w:rPr>
+        <w:drawing>
+          <wp:inline distT="0" distB="0" distL="0" distR="0" wp14:anchorId="46F9FD15" wp14:editId="06212F7E">
+            <wp:extent cx="3588026" cy="766095"/>
+            <wp:effectExtent l="0" t="0" r="0" b="0"/>
+            <wp:docPr id="1254840036" name="Picture 3" descr="A black background with a black square&#10;&#10;AI-generated content may be incorrect."/>
+            <wp:cNvGraphicFramePr>
+              <a:graphicFrameLocks xmlns:a="http://schemas.openxmlformats.org/drawingml/2006/main" noChangeAspect="1"/>
+            </wp:cNvGraphicFramePr>
+            <a:graphic xmlns:a="http://schemas.openxmlformats.org/drawingml/2006/main">
+              <a:graphicData uri="http://schemas.openxmlformats.org/drawingml/2006/picture">
+                <pic:pic xmlns:pic="http://schemas.openxmlformats.org/drawingml/2006/picture">
+                  <pic:nvPicPr>
+                    <pic:cNvPr id="1254840036" name="Picture 3" descr="A black background with a black square&#10;&#10;AI-generated content may be incorrect."/>
+                    <pic:cNvPicPr>
+                      <a:picLocks noChangeAspect="1" noChangeArrowheads="1"/>
+                    </pic:cNvPicPr>
+                  </pic:nvPicPr>
+                  <pic:blipFill>
+                    <a:blip r:embed="rId5" cstate="print">
+                      <a:extLst>
+                        <a:ext uri="{28A0092B-C50C-407E-A947-70E740481C1C}">
+                          <a14:useLocalDpi xmlns:a14="http://schemas.microsoft.com/office/drawing/2010/main" val="0"/>
+                        </a:ext>
+                      </a:extLst>
+                    </a:blip>
+                    <a:srcRect/>
+                    <a:stretch>
+                      <a:fillRect/>
+                    </a:stretch>
+                  </pic:blipFill>
+                  <pic:spPr bwMode="auto">
+                    <a:xfrm>
+                      <a:off x="0" y="0"/>
+                      <a:ext cx="3685316" cy="786868"/>
+                    </a:xfrm>
+                    <a:prstGeom prst="rect">
+                      <a:avLst/>
+                    </a:prstGeom>
+                    <a:noFill/>
+                    <a:ln>
+                      <a:noFill/>
+                    </a:ln>
+                  </pic:spPr>
+                </pic:pic>
+              </a:graphicData>
+            </a:graphic>
+          </wp:inline>
+        </w:drawing>
+      </w:r>
+      <w:r>
+        <w:fldChar w:fldCharType="end"/>
+      </w:r>
     </w:p>
     <w:p>
       <w:pPr>
@@ -37,37 +100,41 @@
         <w:jc w:val="center"/>
         <w:rPr>
           <w:rFonts w:ascii="Times New Roman" w:hAnsi="Times New Roman" w:cs="Times New Roman"/>
+          <w:b/>
+          <w:bCs/>
           <w:sz w:val="56"/>
           <w:szCs w:val="56"/>
         </w:rPr>
       </w:pPr>
-    </w:p>
-    <w:p>
-      <w:pPr>
-        <w:jc w:val="center"/>
-        <w:rPr>
-          <w:rFonts w:ascii="Times New Roman" w:hAnsi="Times New Roman" w:cs="Times New Roman"/>
+      <w:r>
+        <w:rPr>
+          <w:rFonts w:ascii="Times New Roman" w:hAnsi="Times New Roman" w:cs="Times New Roman"/>
+          <w:b/>
+          <w:bCs/>
           <w:sz w:val="56"/>
           <w:szCs w:val="56"/>
         </w:rPr>
-      </w:pPr>
-    </w:p>
-    <w:p>
-      <w:pPr>
-        <w:jc w:val="center"/>
-        <w:rPr>
-          <w:rFonts w:ascii="Times New Roman" w:hAnsi="Times New Roman" w:cs="Times New Roman"/>
+        <w:t xml:space="preserve">Comp301 </w:t>
+      </w:r>
+      <w:r>
+        <w:rPr>
+          <w:rFonts w:ascii="Times New Roman" w:hAnsi="Times New Roman" w:cs="Times New Roman"/>
+          <w:b/>
+          <w:bCs/>
           <w:sz w:val="56"/>
           <w:szCs w:val="56"/>
         </w:rPr>
-      </w:pPr>
-      <w:r>
-        <w:rPr>
-          <w:rFonts w:ascii="Times New Roman" w:hAnsi="Times New Roman" w:cs="Times New Roman"/>
+        <w:t>-</w:t>
+      </w:r>
+      <w:r>
+        <w:rPr>
+          <w:rFonts w:ascii="Times New Roman" w:hAnsi="Times New Roman" w:cs="Times New Roman"/>
+          <w:b/>
+          <w:bCs/>
           <w:sz w:val="56"/>
           <w:szCs w:val="56"/>
         </w:rPr>
-        <w:t>Comp301 – Programming Languages</w:t>
+        <w:t xml:space="preserve"> Programming Languages</w:t>
       </w:r>
     </w:p>
     <w:p>
@@ -75,6 +142,8 @@
         <w:jc w:val="center"/>
         <w:rPr>
           <w:rFonts w:ascii="Times New Roman" w:hAnsi="Times New Roman" w:cs="Times New Roman"/>
+          <w:b/>
+          <w:bCs/>
           <w:sz w:val="56"/>
           <w:szCs w:val="56"/>
         </w:rPr>
@@ -82,6 +151,8 @@
       <w:r>
         <w:rPr>
           <w:rFonts w:ascii="Times New Roman" w:hAnsi="Times New Roman" w:cs="Times New Roman"/>
+          <w:b/>
+          <w:bCs/>
           <w:sz w:val="56"/>
           <w:szCs w:val="56"/>
         </w:rPr>
@@ -93,6 +164,8 @@
         <w:jc w:val="center"/>
         <w:rPr>
           <w:rFonts w:ascii="Times New Roman" w:hAnsi="Times New Roman" w:cs="Times New Roman"/>
+          <w:b/>
+          <w:bCs/>
           <w:sz w:val="56"/>
           <w:szCs w:val="56"/>
         </w:rPr>
@@ -100,6 +173,8 @@
       <w:r>
         <w:rPr>
           <w:rFonts w:ascii="Times New Roman" w:hAnsi="Times New Roman" w:cs="Times New Roman"/>
+          <w:b/>
+          <w:bCs/>
           <w:sz w:val="56"/>
           <w:szCs w:val="56"/>
         </w:rPr>
@@ -111,6 +186,8 @@
         <w:jc w:val="center"/>
         <w:rPr>
           <w:rFonts w:ascii="Times New Roman" w:hAnsi="Times New Roman" w:cs="Times New Roman"/>
+          <w:b/>
+          <w:bCs/>
           <w:sz w:val="56"/>
           <w:szCs w:val="56"/>
         </w:rPr>
@@ -118,6 +195,8 @@
       <w:r>
         <w:rPr>
           <w:rFonts w:ascii="Times New Roman" w:hAnsi="Times New Roman" w:cs="Times New Roman"/>
+          <w:b/>
+          <w:bCs/>
           <w:sz w:val="56"/>
           <w:szCs w:val="56"/>
         </w:rPr>
@@ -129,8 +208,8 @@
         <w:jc w:val="center"/>
         <w:rPr>
           <w:rFonts w:ascii="Times New Roman" w:hAnsi="Times New Roman" w:cs="Times New Roman"/>
-          <w:sz w:val="56"/>
-          <w:szCs w:val="56"/>
+          <w:sz w:val="48"/>
+          <w:szCs w:val="48"/>
         </w:rPr>
       </w:pPr>
     </w:p>
@@ -139,30 +218,90 @@
         <w:jc w:val="center"/>
         <w:rPr>
           <w:rFonts w:ascii="Times New Roman" w:hAnsi="Times New Roman" w:cs="Times New Roman"/>
-          <w:sz w:val="56"/>
-          <w:szCs w:val="56"/>
-        </w:rPr>
-      </w:pPr>
+          <w:sz w:val="48"/>
+          <w:szCs w:val="48"/>
+        </w:rPr>
+      </w:pPr>
+      <w:r>
+        <w:rPr>
+          <w:rFonts w:ascii="Times New Roman" w:hAnsi="Times New Roman" w:cs="Times New Roman"/>
+          <w:sz w:val="48"/>
+          <w:szCs w:val="48"/>
+        </w:rPr>
+        <w:t>Ege Yiğit Erbil</w:t>
+      </w:r>
     </w:p>
     <w:p>
       <w:pPr>
         <w:jc w:val="center"/>
         <w:rPr>
           <w:rFonts w:ascii="Times New Roman" w:hAnsi="Times New Roman" w:cs="Times New Roman"/>
-          <w:sz w:val="56"/>
-          <w:szCs w:val="56"/>
-        </w:rPr>
-      </w:pPr>
+          <w:sz w:val="48"/>
+          <w:szCs w:val="48"/>
+        </w:rPr>
+      </w:pPr>
+      <w:r>
+        <w:rPr>
+          <w:rFonts w:ascii="Times New Roman" w:hAnsi="Times New Roman" w:cs="Times New Roman"/>
+          <w:sz w:val="48"/>
+          <w:szCs w:val="48"/>
+        </w:rPr>
+        <w:t>Öykü Erdem</w:t>
+      </w:r>
     </w:p>
     <w:p>
       <w:pPr>
         <w:jc w:val="center"/>
         <w:rPr>
           <w:rFonts w:ascii="Times New Roman" w:hAnsi="Times New Roman" w:cs="Times New Roman"/>
-          <w:sz w:val="56"/>
-          <w:szCs w:val="56"/>
-        </w:rPr>
-      </w:pPr>
+          <w:sz w:val="48"/>
+          <w:szCs w:val="48"/>
+        </w:rPr>
+      </w:pPr>
+      <w:r>
+        <w:rPr>
+          <w:rFonts w:ascii="Times New Roman" w:hAnsi="Times New Roman" w:cs="Times New Roman"/>
+          <w:sz w:val="48"/>
+          <w:szCs w:val="48"/>
+        </w:rPr>
+        <w:t>Ece Arslan</w:t>
+      </w:r>
+    </w:p>
+    <w:p>
+      <w:pPr>
+        <w:jc w:val="center"/>
+        <w:rPr>
+          <w:rFonts w:ascii="Times New Roman" w:hAnsi="Times New Roman" w:cs="Times New Roman"/>
+          <w:sz w:val="48"/>
+          <w:szCs w:val="48"/>
+        </w:rPr>
+      </w:pPr>
+      <w:r>
+        <w:rPr>
+          <w:rFonts w:ascii="Times New Roman" w:hAnsi="Times New Roman" w:cs="Times New Roman"/>
+          <w:sz w:val="48"/>
+          <w:szCs w:val="48"/>
+        </w:rPr>
+        <w:t>Emre Atay</w:t>
+      </w:r>
+    </w:p>
+    <w:p>
+      <w:pPr>
+        <w:jc w:val="center"/>
+        <w:rPr>
+          <w:rFonts w:ascii="Times New Roman" w:hAnsi="Times New Roman" w:cs="Times New Roman"/>
+          <w:sz w:val="48"/>
+          <w:szCs w:val="48"/>
+        </w:rPr>
+      </w:pPr>
+      <w:r>
+        <w:rPr>
+          <w:rFonts w:ascii="Times New Roman" w:hAnsi="Times New Roman" w:cs="Times New Roman"/>
+          <w:sz w:val="48"/>
+          <w:szCs w:val="48"/>
+        </w:rPr>
+        <w:t>Efe Keskin</w:t>
+      </w:r>
     </w:p>
     <w:p>
       <w:pPr>
@@ -1000,25 +1139,7 @@
           <w:sz w:val="24"/>
           <w:szCs w:val="24"/>
         </w:rPr>
-        <w:t xml:space="preserve">can be divided </w:t>
-      </w:r>
-      <w:proofErr w:type="gramStart"/>
-      <w:r>
-        <w:rPr>
-          <w:rFonts w:ascii="Times New Roman" w:hAnsi="Times New Roman" w:cs="Times New Roman"/>
-          <w:sz w:val="24"/>
-          <w:szCs w:val="24"/>
-        </w:rPr>
-        <w:t>to</w:t>
-      </w:r>
-      <w:proofErr w:type="gramEnd"/>
-      <w:r>
-        <w:rPr>
-          <w:rFonts w:ascii="Times New Roman" w:hAnsi="Times New Roman" w:cs="Times New Roman"/>
-          <w:sz w:val="24"/>
-          <w:szCs w:val="24"/>
-        </w:rPr>
-        <w:t xml:space="preserve"> two parts:</w:t>
+        <w:t>can be divided to two parts:</w:t>
       </w:r>
     </w:p>
     <w:p>
@@ -1348,7 +1469,7 @@
                     <pic:cNvPicPr/>
                   </pic:nvPicPr>
                   <pic:blipFill>
-                    <a:blip r:embed="rId5"/>
+                    <a:blip r:embed="rId6"/>
                     <a:stretch>
                       <a:fillRect/>
                     </a:stretch>
@@ -1405,43 +1526,7 @@
           <w:sz w:val="24"/>
           <w:szCs w:val="24"/>
         </w:rPr>
-        <w:t xml:space="preserve">Here, we see our concrete grammar being “coded”, the scanner-parser will behave accordingly. Any changes on </w:t>
-      </w:r>
-      <w:proofErr w:type="gramStart"/>
-      <w:r>
-        <w:rPr>
-          <w:rFonts w:ascii="Times New Roman" w:hAnsi="Times New Roman" w:cs="Times New Roman"/>
-          <w:sz w:val="24"/>
-          <w:szCs w:val="24"/>
-        </w:rPr>
-        <w:t>the-lexical-spec</w:t>
-      </w:r>
-      <w:proofErr w:type="gramEnd"/>
-      <w:r>
-        <w:rPr>
-          <w:rFonts w:ascii="Times New Roman" w:hAnsi="Times New Roman" w:cs="Times New Roman"/>
-          <w:sz w:val="24"/>
-          <w:szCs w:val="24"/>
-        </w:rPr>
-        <w:t xml:space="preserve"> </w:t>
-      </w:r>
-      <w:proofErr w:type="gramStart"/>
-      <w:r>
-        <w:rPr>
-          <w:rFonts w:ascii="Times New Roman" w:hAnsi="Times New Roman" w:cs="Times New Roman"/>
-          <w:sz w:val="24"/>
-          <w:szCs w:val="24"/>
-        </w:rPr>
-        <w:t>part,</w:t>
-      </w:r>
-      <w:proofErr w:type="gramEnd"/>
-      <w:r>
-        <w:rPr>
-          <w:rFonts w:ascii="Times New Roman" w:hAnsi="Times New Roman" w:cs="Times New Roman"/>
-          <w:sz w:val="24"/>
-          <w:szCs w:val="24"/>
-        </w:rPr>
-        <w:t xml:space="preserve"> will also modify how lexical analysis will work.</w:t>
+        <w:t>Here, we see our concrete grammar being “coded”, the scanner-parser will behave accordingly. Any changes on the-lexical-spec part, will also modify how lexical analysis will work.</w:t>
       </w:r>
     </w:p>
     <w:p>
@@ -1669,7 +1754,7 @@
                     <pic:cNvPicPr/>
                   </pic:nvPicPr>
                   <pic:blipFill>
-                    <a:blip r:embed="rId6"/>
+                    <a:blip r:embed="rId7"/>
                     <a:stretch>
                       <a:fillRect/>
                     </a:stretch>
@@ -1775,7 +1860,7 @@
                     <pic:cNvPicPr/>
                   </pic:nvPicPr>
                   <pic:blipFill>
-                    <a:blip r:embed="rId7"/>
+                    <a:blip r:embed="rId8"/>
                     <a:stretch>
                       <a:fillRect/>
                     </a:stretch>
@@ -1973,7 +2058,7 @@
                     <pic:cNvPicPr/>
                   </pic:nvPicPr>
                   <pic:blipFill>
-                    <a:blip r:embed="rId8"/>
+                    <a:blip r:embed="rId9"/>
                     <a:stretch>
                       <a:fillRect/>
                     </a:stretch>
@@ -2023,7 +2108,7 @@
                     <pic:cNvPicPr/>
                   </pic:nvPicPr>
                   <pic:blipFill>
-                    <a:blip r:embed="rId9"/>
+                    <a:blip r:embed="rId10"/>
                     <a:stretch>
                       <a:fillRect/>
                     </a:stretch>
@@ -2172,7 +2257,7 @@
                     <pic:cNvPicPr/>
                   </pic:nvPicPr>
                   <pic:blipFill>
-                    <a:blip r:embed="rId10"/>
+                    <a:blip r:embed="rId11"/>
                     <a:stretch>
                       <a:fillRect/>
                     </a:stretch>
@@ -2285,7 +2370,7 @@
                     <pic:cNvPicPr/>
                   </pic:nvPicPr>
                   <pic:blipFill>
-                    <a:blip r:embed="rId11"/>
+                    <a:blip r:embed="rId12"/>
                     <a:stretch>
                       <a:fillRect/>
                     </a:stretch>
@@ -2409,7 +2494,7 @@
                     <pic:cNvPicPr/>
                   </pic:nvPicPr>
                   <pic:blipFill>
-                    <a:blip r:embed="rId12"/>
+                    <a:blip r:embed="rId13"/>
                     <a:stretch>
                       <a:fillRect/>
                     </a:stretch>
@@ -2468,7 +2553,7 @@
                     <pic:cNvPicPr/>
                   </pic:nvPicPr>
                   <pic:blipFill>
-                    <a:blip r:embed="rId13"/>
+                    <a:blip r:embed="rId14"/>
                     <a:stretch>
                       <a:fillRect/>
                     </a:stretch>
@@ -2571,7 +2656,7 @@
                     <pic:cNvPicPr/>
                   </pic:nvPicPr>
                   <pic:blipFill>
-                    <a:blip r:embed="rId14"/>
+                    <a:blip r:embed="rId15"/>
                     <a:stretch>
                       <a:fillRect/>
                     </a:stretch>
@@ -2829,21 +2914,7 @@
         <w:rPr>
           <w:color w:val="FF0000"/>
         </w:rPr>
-        <w:t xml:space="preserve"> </w:t>
-      </w:r>
-      <w:proofErr w:type="gramStart"/>
-      <w:r>
-        <w:rPr>
-          <w:color w:val="FF0000"/>
-        </w:rPr>
-        <w:t>but</w:t>
-      </w:r>
-      <w:proofErr w:type="gramEnd"/>
-      <w:r>
-        <w:rPr>
-          <w:color w:val="FF0000"/>
-        </w:rPr>
-        <w:t xml:space="preserve"> rather use scheme lists, is that normal? Or expected. See the logic below.</w:t>
+        <w:t xml:space="preserve"> but rather use scheme lists, is that normal? Or expected. See the logic below.</w:t>
       </w:r>
       <w:r>
         <w:rPr>
@@ -2905,7 +2976,7 @@
                     <pic:cNvPicPr/>
                   </pic:nvPicPr>
                   <pic:blipFill>
-                    <a:blip r:embed="rId15"/>
+                    <a:blip r:embed="rId16"/>
                     <a:stretch>
                       <a:fillRect/>
                     </a:stretch>
@@ -2981,7 +3052,7 @@
                     <pic:cNvPicPr/>
                   </pic:nvPicPr>
                   <pic:blipFill>
-                    <a:blip r:embed="rId16"/>
+                    <a:blip r:embed="rId17"/>
                     <a:stretch>
                       <a:fillRect/>
                     </a:stretch>
@@ -3036,7 +3107,7 @@
                     <pic:cNvPicPr/>
                   </pic:nvPicPr>
                   <pic:blipFill>
-                    <a:blip r:embed="rId17"/>
+                    <a:blip r:embed="rId18"/>
                     <a:stretch>
                       <a:fillRect/>
                     </a:stretch>
@@ -3078,7 +3149,7 @@
                     <pic:cNvPicPr/>
                   </pic:nvPicPr>
                   <pic:blipFill>
-                    <a:blip r:embed="rId18"/>
+                    <a:blip r:embed="rId19"/>
                     <a:stretch>
                       <a:fillRect/>
                     </a:stretch>
@@ -3161,7 +3232,7 @@
                     <pic:cNvPicPr/>
                   </pic:nvPicPr>
                   <pic:blipFill>
-                    <a:blip r:embed="rId19"/>
+                    <a:blip r:embed="rId20"/>
                     <a:stretch>
                       <a:fillRect/>
                     </a:stretch>
@@ -3221,7 +3292,7 @@
                     <pic:cNvPicPr/>
                   </pic:nvPicPr>
                   <pic:blipFill>
-                    <a:blip r:embed="rId20"/>
+                    <a:blip r:embed="rId21"/>
                     <a:stretch>
                       <a:fillRect/>
                     </a:stretch>
@@ -3284,7 +3355,7 @@
                     <pic:cNvPicPr/>
                   </pic:nvPicPr>
                   <pic:blipFill>
-                    <a:blip r:embed="rId21"/>
+                    <a:blip r:embed="rId22"/>
                     <a:stretch>
                       <a:fillRect/>
                     </a:stretch>
@@ -3375,7 +3446,7 @@
                     <pic:cNvPicPr/>
                   </pic:nvPicPr>
                   <pic:blipFill>
-                    <a:blip r:embed="rId22"/>
+                    <a:blip r:embed="rId23"/>
                     <a:stretch>
                       <a:fillRect/>
                     </a:stretch>
@@ -3438,7 +3509,7 @@
                     <pic:cNvPicPr/>
                   </pic:nvPicPr>
                   <pic:blipFill>
-                    <a:blip r:embed="rId23"/>
+                    <a:blip r:embed="rId24"/>
                     <a:stretch>
                       <a:fillRect/>
                     </a:stretch>

--- a/report/report.docx
+++ b/report/report.docx
@@ -3530,39 +3530,549 @@
         </w:drawing>
       </w:r>
     </w:p>
-    <w:p/>
-    <w:p/>
-    <w:p/>
-    <w:p>
-      <w:pPr>
-        <w:jc w:val="center"/>
-        <w:rPr>
-          <w:rFonts w:ascii="Times New Roman" w:hAnsi="Times New Roman" w:cs="Times New Roman"/>
-          <w:sz w:val="56"/>
-          <w:szCs w:val="56"/>
-        </w:rPr>
-      </w:pPr>
-    </w:p>
-    <w:p>
-      <w:pPr>
-        <w:jc w:val="center"/>
-        <w:rPr>
-          <w:rFonts w:ascii="Times New Roman" w:hAnsi="Times New Roman" w:cs="Times New Roman"/>
-          <w:sz w:val="56"/>
-          <w:szCs w:val="56"/>
-        </w:rPr>
-      </w:pPr>
-    </w:p>
-    <w:p>
-      <w:pPr>
-        <w:jc w:val="center"/>
-        <w:rPr>
-          <w:rFonts w:ascii="Times New Roman" w:hAnsi="Times New Roman" w:cs="Times New Roman"/>
-          <w:sz w:val="56"/>
-          <w:szCs w:val="56"/>
-          <w:lang w:val="tr-TR"/>
-        </w:rPr>
-      </w:pPr>
+    <w:p>
+      <w:pPr>
+        <w:pStyle w:val="Heading3"/>
+      </w:pPr>
+      <w:r>
+        <w:t>Simple-Exp</w:t>
+      </w:r>
+    </w:p>
+    <w:p>
+      <w:r>
+        <w:t xml:space="preserve">Under </w:t>
+      </w:r>
+      <w:proofErr w:type="spellStart"/>
+      <w:r>
+        <w:t>lang.rkt</w:t>
+      </w:r>
+      <w:proofErr w:type="spellEnd"/>
+      <w:r>
+        <w:t>, the syntax is written as in the figure below:</w:t>
+      </w:r>
+    </w:p>
+    <w:p>
+      <w:r>
+        <w:drawing>
+          <wp:inline distT="0" distB="0" distL="0" distR="0" wp14:anchorId="0777F045" wp14:editId="561006E9">
+            <wp:extent cx="2984500" cy="914400"/>
+            <wp:effectExtent l="0" t="0" r="0" b="0"/>
+            <wp:docPr id="459058764" name="Picture 1" descr="A close-up of a white background&#10;&#10;AI-generated content may be incorrect."/>
+            <wp:cNvGraphicFramePr>
+              <a:graphicFrameLocks xmlns:a="http://schemas.openxmlformats.org/drawingml/2006/main" noChangeAspect="1"/>
+            </wp:cNvGraphicFramePr>
+            <a:graphic xmlns:a="http://schemas.openxmlformats.org/drawingml/2006/main">
+              <a:graphicData uri="http://schemas.openxmlformats.org/drawingml/2006/picture">
+                <pic:pic xmlns:pic="http://schemas.openxmlformats.org/drawingml/2006/picture">
+                  <pic:nvPicPr>
+                    <pic:cNvPr id="459058764" name="Picture 1" descr="A close-up of a white background&#10;&#10;AI-generated content may be incorrect."/>
+                    <pic:cNvPicPr/>
+                  </pic:nvPicPr>
+                  <pic:blipFill>
+                    <a:blip r:embed="rId25"/>
+                    <a:stretch>
+                      <a:fillRect/>
+                    </a:stretch>
+                  </pic:blipFill>
+                  <pic:spPr>
+                    <a:xfrm>
+                      <a:off x="0" y="0"/>
+                      <a:ext cx="2984500" cy="914400"/>
+                    </a:xfrm>
+                    <a:prstGeom prst="rect">
+                      <a:avLst/>
+                    </a:prstGeom>
+                  </pic:spPr>
+                </pic:pic>
+              </a:graphicData>
+            </a:graphic>
+          </wp:inline>
+        </w:drawing>
+      </w:r>
+    </w:p>
+    <w:p>
+      <w:r>
+        <w:t xml:space="preserve">Under </w:t>
+      </w:r>
+      <w:proofErr w:type="spellStart"/>
+      <w:r>
+        <w:t>interp.rkt</w:t>
+      </w:r>
+      <w:proofErr w:type="spellEnd"/>
+      <w:r>
+        <w:t>, the rational-</w:t>
+      </w:r>
+      <w:proofErr w:type="spellStart"/>
+      <w:r>
+        <w:t>val</w:t>
+      </w:r>
+      <w:proofErr w:type="spellEnd"/>
+      <w:r>
+        <w:t xml:space="preserve"> and the division operator that were implemented previously, used to ensure support for rational numbers. The implementation </w:t>
+      </w:r>
+      <w:proofErr w:type="gramStart"/>
+      <w:r>
+        <w:t>is  as</w:t>
+      </w:r>
+      <w:proofErr w:type="gramEnd"/>
+      <w:r>
+        <w:t xml:space="preserve"> follows:</w:t>
+      </w:r>
+    </w:p>
+    <w:p>
+      <w:r>
+        <w:lastRenderedPageBreak/>
+        <w:drawing>
+          <wp:inline distT="0" distB="0" distL="0" distR="0" wp14:anchorId="6DEC7082" wp14:editId="0D0D23E5">
+            <wp:extent cx="5760720" cy="1666240"/>
+            <wp:effectExtent l="0" t="0" r="5080" b="0"/>
+            <wp:docPr id="1363793041" name="Picture 1" descr="A computer code with blue and red text&#10;&#10;AI-generated content may be incorrect."/>
+            <wp:cNvGraphicFramePr>
+              <a:graphicFrameLocks xmlns:a="http://schemas.openxmlformats.org/drawingml/2006/main" noChangeAspect="1"/>
+            </wp:cNvGraphicFramePr>
+            <a:graphic xmlns:a="http://schemas.openxmlformats.org/drawingml/2006/main">
+              <a:graphicData uri="http://schemas.openxmlformats.org/drawingml/2006/picture">
+                <pic:pic xmlns:pic="http://schemas.openxmlformats.org/drawingml/2006/picture">
+                  <pic:nvPicPr>
+                    <pic:cNvPr id="1363793041" name="Picture 1" descr="A computer code with blue and red text&#10;&#10;AI-generated content may be incorrect."/>
+                    <pic:cNvPicPr/>
+                  </pic:nvPicPr>
+                  <pic:blipFill>
+                    <a:blip r:embed="rId26"/>
+                    <a:stretch>
+                      <a:fillRect/>
+                    </a:stretch>
+                  </pic:blipFill>
+                  <pic:spPr>
+                    <a:xfrm>
+                      <a:off x="0" y="0"/>
+                      <a:ext cx="5760720" cy="1666240"/>
+                    </a:xfrm>
+                    <a:prstGeom prst="rect">
+                      <a:avLst/>
+                    </a:prstGeom>
+                  </pic:spPr>
+                </pic:pic>
+              </a:graphicData>
+            </a:graphic>
+          </wp:inline>
+        </w:drawing>
+      </w:r>
+    </w:p>
+    <w:p>
+      <w:pPr>
+        <w:pStyle w:val="Heading2"/>
+        <w:rPr>
+          <w:lang w:val="tr-TR"/>
+        </w:rPr>
+      </w:pPr>
+      <w:r>
+        <w:rPr>
+          <w:lang w:val="tr-TR"/>
+        </w:rPr>
+        <w:t xml:space="preserve">Team </w:t>
+      </w:r>
+      <w:proofErr w:type="spellStart"/>
+      <w:r>
+        <w:rPr>
+          <w:lang w:val="tr-TR"/>
+        </w:rPr>
+        <w:t>Member</w:t>
+      </w:r>
+      <w:proofErr w:type="spellEnd"/>
+      <w:r>
+        <w:rPr>
+          <w:lang w:val="tr-TR"/>
+        </w:rPr>
+        <w:t xml:space="preserve"> </w:t>
+      </w:r>
+      <w:proofErr w:type="spellStart"/>
+      <w:r>
+        <w:rPr>
+          <w:lang w:val="tr-TR"/>
+        </w:rPr>
+        <w:t>Contributions</w:t>
+      </w:r>
+      <w:proofErr w:type="spellEnd"/>
+    </w:p>
+    <w:p>
+      <w:pPr>
+        <w:rPr>
+          <w:lang w:val="tr-TR"/>
+        </w:rPr>
+      </w:pPr>
+      <w:r>
+        <w:rPr>
+          <w:lang w:val="tr-TR"/>
+        </w:rPr>
+        <w:t xml:space="preserve">-Ege Yiğit Erbil: </w:t>
+      </w:r>
+      <w:proofErr w:type="spellStart"/>
+      <w:r>
+        <w:rPr>
+          <w:lang w:val="tr-TR"/>
+        </w:rPr>
+        <w:t>Kickstarted</w:t>
+      </w:r>
+      <w:proofErr w:type="spellEnd"/>
+      <w:r>
+        <w:rPr>
+          <w:lang w:val="tr-TR"/>
+        </w:rPr>
+        <w:t xml:space="preserve"> </w:t>
+      </w:r>
+      <w:proofErr w:type="spellStart"/>
+      <w:r>
+        <w:rPr>
+          <w:lang w:val="tr-TR"/>
+        </w:rPr>
+        <w:t>the</w:t>
+      </w:r>
+      <w:proofErr w:type="spellEnd"/>
+      <w:r>
+        <w:rPr>
+          <w:lang w:val="tr-TR"/>
+        </w:rPr>
+        <w:t xml:space="preserve"> </w:t>
+      </w:r>
+      <w:proofErr w:type="spellStart"/>
+      <w:r>
+        <w:rPr>
+          <w:lang w:val="tr-TR"/>
+        </w:rPr>
+        <w:t>project</w:t>
+      </w:r>
+      <w:proofErr w:type="spellEnd"/>
+      <w:r>
+        <w:rPr>
+          <w:lang w:val="tr-TR"/>
+        </w:rPr>
+        <w:t xml:space="preserve">, </w:t>
+      </w:r>
+      <w:proofErr w:type="spellStart"/>
+      <w:r>
+        <w:rPr>
+          <w:lang w:val="tr-TR"/>
+        </w:rPr>
+        <w:t>implemented</w:t>
+      </w:r>
+      <w:proofErr w:type="spellEnd"/>
+      <w:r>
+        <w:rPr>
+          <w:lang w:val="tr-TR"/>
+        </w:rPr>
+        <w:t xml:space="preserve"> </w:t>
+      </w:r>
+      <w:proofErr w:type="spellStart"/>
+      <w:r>
+        <w:rPr>
+          <w:lang w:val="tr-TR"/>
+        </w:rPr>
+        <w:t>Pa</w:t>
+      </w:r>
+      <w:r>
+        <w:rPr>
+          <w:lang w:val="tr-TR"/>
+        </w:rPr>
+        <w:t>rt</w:t>
+      </w:r>
+      <w:proofErr w:type="spellEnd"/>
+      <w:r>
+        <w:rPr>
+          <w:lang w:val="tr-TR"/>
+        </w:rPr>
+        <w:t xml:space="preserve"> A, B, C </w:t>
+      </w:r>
+      <w:proofErr w:type="spellStart"/>
+      <w:r>
+        <w:rPr>
+          <w:lang w:val="tr-TR"/>
+        </w:rPr>
+        <w:t>and</w:t>
+      </w:r>
+      <w:proofErr w:type="spellEnd"/>
+      <w:r>
+        <w:rPr>
+          <w:lang w:val="tr-TR"/>
+        </w:rPr>
+        <w:t xml:space="preserve"> </w:t>
+      </w:r>
+      <w:proofErr w:type="spellStart"/>
+      <w:r>
+        <w:rPr>
+          <w:lang w:val="tr-TR"/>
+        </w:rPr>
+        <w:t>Part</w:t>
+      </w:r>
+      <w:proofErr w:type="spellEnd"/>
+      <w:r>
+        <w:rPr>
+          <w:lang w:val="tr-TR"/>
+        </w:rPr>
+        <w:t xml:space="preserve"> </w:t>
+      </w:r>
+      <w:proofErr w:type="spellStart"/>
+      <w:r>
+        <w:rPr>
+          <w:lang w:val="tr-TR"/>
+        </w:rPr>
+        <w:t>D’s</w:t>
+      </w:r>
+      <w:proofErr w:type="spellEnd"/>
+      <w:r>
+        <w:rPr>
+          <w:lang w:val="tr-TR"/>
+        </w:rPr>
+        <w:t xml:space="preserve"> 1st, 2nd </w:t>
+      </w:r>
+      <w:proofErr w:type="spellStart"/>
+      <w:r>
+        <w:rPr>
+          <w:lang w:val="tr-TR"/>
+        </w:rPr>
+        <w:t>and</w:t>
+      </w:r>
+      <w:proofErr w:type="spellEnd"/>
+      <w:r>
+        <w:rPr>
+          <w:lang w:val="tr-TR"/>
+        </w:rPr>
+        <w:t xml:space="preserve"> 3rd </w:t>
+      </w:r>
+      <w:proofErr w:type="spellStart"/>
+      <w:r>
+        <w:rPr>
+          <w:lang w:val="tr-TR"/>
+        </w:rPr>
+        <w:t>subparts</w:t>
+      </w:r>
+      <w:proofErr w:type="spellEnd"/>
+      <w:r>
+        <w:rPr>
+          <w:lang w:val="tr-TR"/>
+        </w:rPr>
+        <w:t xml:space="preserve"> in </w:t>
+      </w:r>
+      <w:proofErr w:type="spellStart"/>
+      <w:r>
+        <w:rPr>
+          <w:lang w:val="tr-TR"/>
+        </w:rPr>
+        <w:t>discussions</w:t>
+      </w:r>
+      <w:proofErr w:type="spellEnd"/>
+      <w:r>
+        <w:rPr>
+          <w:lang w:val="tr-TR"/>
+        </w:rPr>
+        <w:t xml:space="preserve"> </w:t>
+      </w:r>
+      <w:proofErr w:type="spellStart"/>
+      <w:r>
+        <w:rPr>
+          <w:lang w:val="tr-TR"/>
+        </w:rPr>
+        <w:t>with</w:t>
+      </w:r>
+      <w:proofErr w:type="spellEnd"/>
+      <w:r>
+        <w:rPr>
+          <w:lang w:val="tr-TR"/>
+        </w:rPr>
+        <w:t xml:space="preserve"> </w:t>
+      </w:r>
+      <w:proofErr w:type="spellStart"/>
+      <w:r>
+        <w:rPr>
+          <w:lang w:val="tr-TR"/>
+        </w:rPr>
+        <w:t>other</w:t>
+      </w:r>
+      <w:proofErr w:type="spellEnd"/>
+      <w:r>
+        <w:rPr>
+          <w:lang w:val="tr-TR"/>
+        </w:rPr>
+        <w:t xml:space="preserve"> </w:t>
+      </w:r>
+      <w:proofErr w:type="spellStart"/>
+      <w:r>
+        <w:rPr>
+          <w:lang w:val="tr-TR"/>
+        </w:rPr>
+        <w:t>teammates</w:t>
+      </w:r>
+      <w:proofErr w:type="spellEnd"/>
+      <w:r>
+        <w:rPr>
+          <w:lang w:val="tr-TR"/>
+        </w:rPr>
+        <w:t>.</w:t>
+      </w:r>
+    </w:p>
+    <w:p>
+      <w:pPr>
+        <w:rPr>
+          <w:lang w:val="tr-TR"/>
+        </w:rPr>
+      </w:pPr>
+      <w:r>
+        <w:rPr>
+          <w:lang w:val="tr-TR"/>
+        </w:rPr>
+        <w:t>-Ece Arslan:</w:t>
+      </w:r>
+    </w:p>
+    <w:p>
+      <w:pPr>
+        <w:rPr>
+          <w:lang w:val="tr-TR"/>
+        </w:rPr>
+      </w:pPr>
+      <w:r>
+        <w:rPr>
+          <w:lang w:val="tr-TR"/>
+        </w:rPr>
+        <w:t>-Emre Atay:</w:t>
+      </w:r>
+    </w:p>
+    <w:p>
+      <w:pPr>
+        <w:rPr>
+          <w:lang w:val="tr-TR"/>
+        </w:rPr>
+      </w:pPr>
+      <w:r>
+        <w:rPr>
+          <w:lang w:val="tr-TR"/>
+        </w:rPr>
+        <w:t>-Öykü Erdem:</w:t>
+      </w:r>
+    </w:p>
+    <w:p>
+      <w:pPr>
+        <w:rPr>
+          <w:lang w:val="tr-TR"/>
+        </w:rPr>
+      </w:pPr>
+      <w:r>
+        <w:rPr>
+          <w:lang w:val="tr-TR"/>
+        </w:rPr>
+        <w:t xml:space="preserve">-Efe Keskin: </w:t>
+      </w:r>
+      <w:proofErr w:type="spellStart"/>
+      <w:r>
+        <w:rPr>
+          <w:lang w:val="tr-TR"/>
+        </w:rPr>
+        <w:t>Implemented</w:t>
+      </w:r>
+      <w:proofErr w:type="spellEnd"/>
+      <w:r>
+        <w:rPr>
+          <w:lang w:val="tr-TR"/>
+        </w:rPr>
+        <w:t xml:space="preserve"> </w:t>
+      </w:r>
+      <w:proofErr w:type="spellStart"/>
+      <w:r>
+        <w:rPr>
+          <w:lang w:val="tr-TR"/>
+        </w:rPr>
+        <w:t>Part</w:t>
+      </w:r>
+      <w:proofErr w:type="spellEnd"/>
+      <w:r>
+        <w:rPr>
+          <w:lang w:val="tr-TR"/>
+        </w:rPr>
+        <w:t xml:space="preserve"> </w:t>
+      </w:r>
+      <w:proofErr w:type="spellStart"/>
+      <w:r>
+        <w:rPr>
+          <w:lang w:val="tr-TR"/>
+        </w:rPr>
+        <w:t>A’s</w:t>
+      </w:r>
+      <w:proofErr w:type="spellEnd"/>
+      <w:r>
+        <w:rPr>
+          <w:lang w:val="tr-TR"/>
+        </w:rPr>
+        <w:t xml:space="preserve"> 8th </w:t>
+      </w:r>
+      <w:proofErr w:type="spellStart"/>
+      <w:r>
+        <w:rPr>
+          <w:lang w:val="tr-TR"/>
+        </w:rPr>
+        <w:t>subpart</w:t>
+      </w:r>
+      <w:proofErr w:type="spellEnd"/>
+      <w:r>
+        <w:rPr>
+          <w:lang w:val="tr-TR"/>
+        </w:rPr>
+        <w:t xml:space="preserve">, </w:t>
+      </w:r>
+      <w:proofErr w:type="spellStart"/>
+      <w:r>
+        <w:rPr>
+          <w:lang w:val="tr-TR"/>
+        </w:rPr>
+        <w:t>contributed</w:t>
+      </w:r>
+      <w:proofErr w:type="spellEnd"/>
+      <w:r>
+        <w:rPr>
+          <w:lang w:val="tr-TR"/>
+        </w:rPr>
+        <w:t xml:space="preserve"> </w:t>
+      </w:r>
+      <w:proofErr w:type="spellStart"/>
+      <w:r>
+        <w:rPr>
+          <w:lang w:val="tr-TR"/>
+        </w:rPr>
+        <w:t>to</w:t>
+      </w:r>
+      <w:proofErr w:type="spellEnd"/>
+      <w:r>
+        <w:rPr>
+          <w:lang w:val="tr-TR"/>
+        </w:rPr>
+        <w:t xml:space="preserve"> </w:t>
+      </w:r>
+      <w:proofErr w:type="spellStart"/>
+      <w:r>
+        <w:rPr>
+          <w:lang w:val="tr-TR"/>
+        </w:rPr>
+        <w:t>the</w:t>
+      </w:r>
+      <w:proofErr w:type="spellEnd"/>
+      <w:r>
+        <w:rPr>
+          <w:lang w:val="tr-TR"/>
+        </w:rPr>
+        <w:t xml:space="preserve"> </w:t>
+      </w:r>
+      <w:proofErr w:type="spellStart"/>
+      <w:r>
+        <w:rPr>
+          <w:lang w:val="tr-TR"/>
+        </w:rPr>
+        <w:t>report</w:t>
+      </w:r>
+      <w:proofErr w:type="spellEnd"/>
+      <w:r>
+        <w:rPr>
+          <w:lang w:val="tr-TR"/>
+        </w:rPr>
+        <w:t xml:space="preserve"> structure.</w:t>
+      </w:r>
     </w:p>
     <w:sectPr>
       <w:pgSz w:w="11906" w:h="16838"/>
